--- a/klagomål/A 24315-2026 FSC-klagomål.docx
+++ b/klagomål/A 24315-2026 FSC-klagomål.docx
@@ -680,7 +680,7 @@
     <w:r>
       <w:tab/>
       <w:tab/>
-      <w:t>2026-05-29</w:t>
+      <w:t>2026-05-30</w:t>
       <w:br/>
       <w:br/>
     </w:r>

--- a/klagomål/A 24315-2026 FSC-klagomål.docx
+++ b/klagomål/A 24315-2026 FSC-klagomål.docx
@@ -680,7 +680,7 @@
     <w:r>
       <w:tab/>
       <w:tab/>
-      <w:t>2026-05-30</w:t>
+      <w:t>2026-05-31</w:t>
       <w:br/>
       <w:br/>
     </w:r>

--- a/klagomål/A 24315-2026 FSC-klagomål.docx
+++ b/klagomål/A 24315-2026 FSC-klagomål.docx
@@ -680,7 +680,7 @@
     <w:r>
       <w:tab/>
       <w:tab/>
-      <w:t>2026-05-31</w:t>
+      <w:t>2026-06-01</w:t>
       <w:br/>
       <w:br/>
     </w:r>

--- a/klagomål/A 24315-2026 FSC-klagomål.docx
+++ b/klagomål/A 24315-2026 FSC-klagomål.docx
@@ -680,7 +680,7 @@
     <w:r>
       <w:tab/>
       <w:tab/>
-      <w:t>2026-06-01</w:t>
+      <w:t>2026-06-02</w:t>
       <w:br/>
       <w:br/>
     </w:r>

--- a/klagomål/A 24315-2026 FSC-klagomål.docx
+++ b/klagomål/A 24315-2026 FSC-klagomål.docx
@@ -680,7 +680,7 @@
     <w:r>
       <w:tab/>
       <w:tab/>
-      <w:t>2026-06-02</w:t>
+      <w:t>2026-06-03</w:t>
       <w:br/>
       <w:br/>
     </w:r>

--- a/klagomål/A 24315-2026 FSC-klagomål.docx
+++ b/klagomål/A 24315-2026 FSC-klagomål.docx
@@ -680,7 +680,7 @@
     <w:r>
       <w:tab/>
       <w:tab/>
-      <w:t>2026-06-03</w:t>
+      <w:t>2026-06-04</w:t>
       <w:br/>
       <w:br/>
     </w:r>

--- a/klagomål/A 24315-2026 FSC-klagomål.docx
+++ b/klagomål/A 24315-2026 FSC-klagomål.docx
@@ -680,7 +680,7 @@
     <w:r>
       <w:tab/>
       <w:tab/>
-      <w:t>2026-06-04</w:t>
+      <w:t>2026-06-05</w:t>
       <w:br/>
       <w:br/>
     </w:r>

--- a/klagomål/A 24315-2026 FSC-klagomål.docx
+++ b/klagomål/A 24315-2026 FSC-klagomål.docx
@@ -680,7 +680,7 @@
     <w:r>
       <w:tab/>
       <w:tab/>
-      <w:t>2026-06-05</w:t>
+      <w:t>2026-06-06</w:t>
       <w:br/>
       <w:br/>
     </w:r>

--- a/klagomål/A 24315-2026 FSC-klagomål.docx
+++ b/klagomål/A 24315-2026 FSC-klagomål.docx
@@ -680,7 +680,7 @@
     <w:r>
       <w:tab/>
       <w:tab/>
-      <w:t>2026-06-06</w:t>
+      <w:t>2026-06-07</w:t>
       <w:br/>
       <w:br/>
     </w:r>

--- a/klagomål/A 24315-2026 FSC-klagomål.docx
+++ b/klagomål/A 24315-2026 FSC-klagomål.docx
@@ -680,7 +680,7 @@
     <w:r>
       <w:tab/>
       <w:tab/>
-      <w:t>2026-06-07</w:t>
+      <w:t>2026-06-08</w:t>
       <w:br/>
       <w:br/>
     </w:r>

--- a/klagomål/A 24315-2026 FSC-klagomål.docx
+++ b/klagomål/A 24315-2026 FSC-klagomål.docx
@@ -680,7 +680,7 @@
     <w:r>
       <w:tab/>
       <w:tab/>
-      <w:t>2026-06-08</w:t>
+      <w:t>2026-06-09</w:t>
       <w:br/>
       <w:br/>
     </w:r>

--- a/klagomål/A 24315-2026 FSC-klagomål.docx
+++ b/klagomål/A 24315-2026 FSC-klagomål.docx
@@ -680,7 +680,7 @@
     <w:r>
       <w:tab/>
       <w:tab/>
-      <w:t>2026-06-09</w:t>
+      <w:t>2026-06-10</w:t>
       <w:br/>
       <w:br/>
     </w:r>

--- a/klagomål/A 24315-2026 FSC-klagomål.docx
+++ b/klagomål/A 24315-2026 FSC-klagomål.docx
@@ -680,7 +680,7 @@
     <w:r>
       <w:tab/>
       <w:tab/>
-      <w:t>2026-06-10</w:t>
+      <w:t>2026-06-11</w:t>
       <w:br/>
       <w:br/>
     </w:r>

--- a/klagomål/A 24315-2026 FSC-klagomål.docx
+++ b/klagomål/A 24315-2026 FSC-klagomål.docx
@@ -680,7 +680,7 @@
     <w:r>
       <w:tab/>
       <w:tab/>
-      <w:t>2026-06-11</w:t>
+      <w:t>2026-06-12</w:t>
       <w:br/>
       <w:br/>
     </w:r>

--- a/klagomål/A 24315-2026 FSC-klagomål.docx
+++ b/klagomål/A 24315-2026 FSC-klagomål.docx
@@ -680,7 +680,7 @@
     <w:r>
       <w:tab/>
       <w:tab/>
-      <w:t>2026-06-12</w:t>
+      <w:t>2026-06-13</w:t>
       <w:br/>
       <w:br/>
     </w:r>

--- a/klagomål/A 24315-2026 FSC-klagomål.docx
+++ b/klagomål/A 24315-2026 FSC-klagomål.docx
@@ -680,7 +680,7 @@
     <w:r>
       <w:tab/>
       <w:tab/>
-      <w:t>2026-06-13</w:t>
+      <w:t>2026-06-14</w:t>
       <w:br/>
       <w:br/>
     </w:r>

--- a/klagomål/A 24315-2026 FSC-klagomål.docx
+++ b/klagomål/A 24315-2026 FSC-klagomål.docx
@@ -680,7 +680,7 @@
     <w:r>
       <w:tab/>
       <w:tab/>
-      <w:t>2026-06-14</w:t>
+      <w:t>2026-06-15</w:t>
       <w:br/>
       <w:br/>
     </w:r>

--- a/klagomål/A 24315-2026 FSC-klagomål.docx
+++ b/klagomål/A 24315-2026 FSC-klagomål.docx
@@ -680,7 +680,7 @@
     <w:r>
       <w:tab/>
       <w:tab/>
-      <w:t>2026-06-15</w:t>
+      <w:t>2026-06-16</w:t>
       <w:br/>
       <w:br/>
     </w:r>

--- a/klagomål/A 24315-2026 FSC-klagomål.docx
+++ b/klagomål/A 24315-2026 FSC-klagomål.docx
@@ -680,7 +680,7 @@
     <w:r>
       <w:tab/>
       <w:tab/>
-      <w:t>2026-06-16</w:t>
+      <w:t>2026-06-17</w:t>
       <w:br/>
       <w:br/>
     </w:r>

--- a/klagomål/A 24315-2026 FSC-klagomål.docx
+++ b/klagomål/A 24315-2026 FSC-klagomål.docx
@@ -1,6 +1,6 @@
 
 <file path=word/document.xml><?xml version="1.0" encoding="utf-8"?>
-<w:document xmlns:wpc="http://schemas.microsoft.com/office/word/2010/wordprocessingCanvas" xmlns:cx="http://schemas.microsoft.com/office/drawing/2014/chartex" xmlns:cx1="http://schemas.microsoft.com/office/drawing/2015/9/8/chartex" xmlns:cx2="http://schemas.microsoft.com/office/drawing/2015/10/21/chartex" xmlns:cx3="http://schemas.microsoft.com/office/drawing/2016/5/9/chartex" xmlns:cx4="http://schemas.microsoft.com/office/drawing/2016/5/10/chartex" xmlns:cx5="http://schemas.microsoft.com/office/drawing/2016/5/11/chartex" xmlns:cx6="http://schemas.microsoft.com/office/drawing/2016/5/12/chartex" xmlns:cx7="http://schemas.microsoft.com/office/drawing/2016/5/13/chartex" xmlns:cx8="http://schemas.microsoft.com/office/drawing/2016/5/14/chartex" xmlns:mc="http://schemas.openxmlformats.org/markup-compatibility/2006" xmlns:aink="http://schemas.microsoft.com/office/drawing/2016/ink" xmlns:am3d="http://schemas.microsoft.com/office/drawing/2017/model3d" xmlns:o="urn:schemas-microsoft-com:office:office" xmlns:oel="http://schemas.microsoft.com/office/2019/extlst" xmlns:r="http://schemas.openxmlformats.org/officeDocument/2006/relationships" xmlns:m="http://schemas.openxmlformats.org/officeDocument/2006/math" xmlns:v="urn:schemas-microsoft-com:vml" xmlns:wp14="http://schemas.microsoft.com/office/word/2010/wordprocessingDrawing" xmlns:wp="http://schemas.openxmlformats.org/drawingml/2006/wordprocessingDrawing" xmlns:w10="urn:schemas-microsoft-com:office:word" xmlns:w="http://schemas.openxmlformats.org/wordprocessingml/2006/main" xmlns:w14="http://schemas.microsoft.com/office/word/2010/wordml" xmlns:w15="http://schemas.microsoft.com/office/word/2012/wordml" xmlns:w16cex="http://schemas.microsoft.com/office/word/2018/wordml/cex" xmlns:w16cid="http://schemas.microsoft.com/office/word/2016/wordml/cid" xmlns:w16="http://schemas.microsoft.com/office/word/2018/wordml" xmlns:w16sdtdh="http://schemas.microsoft.com/office/word/2020/wordml/sdtdatahash" xmlns:w16se="http://schemas.microsoft.com/office/word/2015/wordml/symex" xmlns:wpg="http://schemas.microsoft.com/office/word/2010/wordprocessingGroup" xmlns:wpi="http://schemas.microsoft.com/office/word/2010/wordprocessingInk" xmlns:wne="http://schemas.microsoft.com/office/word/2006/wordml" xmlns:wps="http://schemas.microsoft.com/office/word/2010/wordprocessingShape" mc:Ignorable="w14 w15 w16se w16cid w16 w16cex w16sdtdh wp14">
+<w:document xmlns:wpc="http://schemas.microsoft.com/office/word/2010/wordprocessingCanvas" xmlns:cx="http://schemas.microsoft.com/office/drawing/2014/chartex" xmlns:cx1="http://schemas.microsoft.com/office/drawing/2015/9/8/chartex" xmlns:cx2="http://schemas.microsoft.com/office/drawing/2015/10/21/chartex" xmlns:cx3="http://schemas.microsoft.com/office/drawing/2016/5/9/chartex" xmlns:cx4="http://schemas.microsoft.com/office/drawing/2016/5/10/chartex" xmlns:cx5="http://schemas.microsoft.com/office/drawing/2016/5/11/chartex" xmlns:cx6="http://schemas.microsoft.com/office/drawing/2016/5/12/chartex" xmlns:cx7="http://schemas.microsoft.com/office/drawing/2016/5/13/chartex" xmlns:cx8="http://schemas.microsoft.com/office/drawing/2016/5/14/chartex" xmlns:mc="http://schemas.openxmlformats.org/markup-compatibility/2006" xmlns:aink="http://schemas.microsoft.com/office/drawing/2016/ink" xmlns:am3d="http://schemas.microsoft.com/office/drawing/2017/model3d" xmlns:o="urn:schemas-microsoft-com:office:office" xmlns:oel="http://schemas.microsoft.com/office/2019/extlst" xmlns:r="http://schemas.openxmlformats.org/officeDocument/2006/relationships" xmlns:m="http://schemas.openxmlformats.org/officeDocument/2006/math" xmlns:v="urn:schemas-microsoft-com:vml" xmlns:wp14="http://schemas.microsoft.com/office/word/2010/wordprocessingDrawing" xmlns:wp="http://schemas.openxmlformats.org/drawingml/2006/wordprocessingDrawing" xmlns:w10="urn:schemas-microsoft-com:office:word" xmlns:w="http://schemas.openxmlformats.org/wordprocessingml/2006/main" xmlns:w14="http://schemas.microsoft.com/office/word/2010/wordml" xmlns:w15="http://schemas.microsoft.com/office/word/2012/wordml" xmlns:w16cex="http://schemas.microsoft.com/office/word/2018/wordml/cex" xmlns:w16cid="http://schemas.microsoft.com/office/word/2016/wordml/cid" xmlns:w16="http://schemas.microsoft.com/office/word/2018/wordml" xmlns:w16du="http://schemas.microsoft.com/office/word/2023/wordml/word16du" xmlns:w16sdtdh="http://schemas.microsoft.com/office/word/2020/wordml/sdtdatahash" xmlns:w16sdtfl="http://schemas.microsoft.com/office/word/2024/wordml/sdtformatlock" xmlns:w16se="http://schemas.microsoft.com/office/word/2015/wordml/symex" xmlns:wpg="http://schemas.microsoft.com/office/word/2010/wordprocessingGroup" xmlns:wpi="http://schemas.microsoft.com/office/word/2010/wordprocessingInk" xmlns:wne="http://schemas.microsoft.com/office/word/2006/wordml" xmlns:wps="http://schemas.microsoft.com/office/word/2010/wordprocessingShape" mc:Ignorable="w14 w15 w16se w16cid w16 w16cex w16sdtdh w16sdtfl w16du wp14">
   <w:body>
     <w:p>
       <w:r>
@@ -168,7 +168,7 @@
     </w:p>
     <w:p>
       <w:r>
-        <w:t>Detta dokument behandlar höga naturvärden i avverkningsanmälan A 24315-2026 i Nybro kommun. Denna avverkningsanmälan inkom 2026-05-27 11:12:12 och omfattar 8,5 ha.</w:t>
+        <w:t>Detta dokument behandlar höga naturvärden i avverkningsanmälan A 24315-2026 i Nybro kommun som inkom 2026-05-27 och omfattar 8,5 ha.</w:t>
       </w:r>
     </w:p>
     <w:p>
@@ -191,12 +191,15 @@
     </w:p>
     <w:p>
       <w:r>
-        <w:t>I avverkningsanmälan har följande 1 naturvårdsarter hittats: grönpyrola (S). Arter som är signalarter enligt Skogsstyrelsen har markerats med (S).</w:t>
+        <w:t>I avverkningsanmälan har följande 1 naturvårdsarter hittats: grönpyrola (S, T). Arter som är signalarter enligt Skogsstyrelsen har markerats med (S). Typiska arter inom Natura 2000 som är kopplade till skogsekosystem har markerats med (T).</w:t>
       </w:r>
     </w:p>
     <w:p>
       <w:r>
-        <w:t>De påträffade naturvårdsarterna är ett tydligt kvitto på att detta rör sig om en skog med höga naturvärden. I Figur 1 visas en karta över det avverkningsanmälda området, där samtliga fyndplatser för naturvårdsarter som finns registrerade på Artportalen har markerats.</w:t>
+        <w:t>De påträffade naturvårdsarterna är ett tydligt kvitto på att det rör sig om en skog med höga naturvärden.</w:t>
+      </w:r>
+      <w:r>
+        <w:t xml:space="preserve"> I Figur 1 visas fyndplatser för naturvårdsarter i området, som finns registrerade på Artportalen.</w:t>
       </w:r>
     </w:p>
     <w:p>
@@ -206,7 +209,7 @@
       <w:r>
         <w:drawing>
           <wp:inline xmlns:a="http://schemas.openxmlformats.org/drawingml/2006/main" xmlns:pic="http://schemas.openxmlformats.org/drawingml/2006/picture">
-            <wp:extent cx="5486400" cy="2883265"/>
+            <wp:extent cx="5486400" cy="3501115"/>
             <wp:docPr id="1" name="Picture 1"/>
             <wp:cNvGraphicFramePr>
               <a:graphicFrameLocks noChangeAspect="1"/>
@@ -227,7 +230,7 @@
                   <pic:spPr>
                     <a:xfrm>
                       <a:off x="0" y="0"/>
-                      <a:ext cx="5486400" cy="2883265"/>
+                      <a:ext cx="5486400" cy="3501115"/>
                     </a:xfrm>
                     <a:prstGeom prst="rect"/>
                   </pic:spPr>
@@ -241,9 +244,10 @@
     <w:p>
       <w:pPr>
         <w:pStyle w:val="Caption"/>
+        <w:spacing w:after="240"/>
       </w:pPr>
       <w:r>
-        <w:t>Figur 1. Fyndplatser för naturvårdsarter i det avverkningsanmälda området (röd linje). Markörer utan svart kant är placerade på fyndplatsen. Markörer med svart kant är placerade vid sidan av fyndplatsen och har ett svart streck som visar fyndplatsens exakta position. Kartans mittpunktskoordinat är N 6301176, E 544895 i SWEREF 99 TM.</w:t>
+        <w:t>Figur 1. Fyndplatser för naturvårdsarter i avverkningsanmälan (röd linje). Markörer utan svart kant är placerade på fyndplatsen. Markörer med svart kant är placerade vid sidan av fyndplatsen och har ett svart streck som visar fyndplatsens exakta position. Kartans mittpunktskoordinat är N 6301176, E 544895 i SWEREF 99 TM.</w:t>
       </w:r>
     </w:p>
     <w:p>
@@ -570,7 +574,7 @@
 </file>
 
 <file path=word/endnotes.xml><?xml version="1.0" encoding="utf-8"?>
-<w:endnotes xmlns:wpc="http://schemas.microsoft.com/office/word/2010/wordprocessingCanvas" xmlns:cx="http://schemas.microsoft.com/office/drawing/2014/chartex" xmlns:cx1="http://schemas.microsoft.com/office/drawing/2015/9/8/chartex" xmlns:cx2="http://schemas.microsoft.com/office/drawing/2015/10/21/chartex" xmlns:cx3="http://schemas.microsoft.com/office/drawing/2016/5/9/chartex" xmlns:cx4="http://schemas.microsoft.com/office/drawing/2016/5/10/chartex" xmlns:cx5="http://schemas.microsoft.com/office/drawing/2016/5/11/chartex" xmlns:cx6="http://schemas.microsoft.com/office/drawing/2016/5/12/chartex" xmlns:cx7="http://schemas.microsoft.com/office/drawing/2016/5/13/chartex" xmlns:cx8="http://schemas.microsoft.com/office/drawing/2016/5/14/chartex" xmlns:mc="http://schemas.openxmlformats.org/markup-compatibility/2006" xmlns:aink="http://schemas.microsoft.com/office/drawing/2016/ink" xmlns:am3d="http://schemas.microsoft.com/office/drawing/2017/model3d" xmlns:o="urn:schemas-microsoft-com:office:office" xmlns:oel="http://schemas.microsoft.com/office/2019/extlst" xmlns:r="http://schemas.openxmlformats.org/officeDocument/2006/relationships" xmlns:m="http://schemas.openxmlformats.org/officeDocument/2006/math" xmlns:v="urn:schemas-microsoft-com:vml" xmlns:wp14="http://schemas.microsoft.com/office/word/2010/wordprocessingDrawing" xmlns:wp="http://schemas.openxmlformats.org/drawingml/2006/wordprocessingDrawing" xmlns:w10="urn:schemas-microsoft-com:office:word" xmlns:w="http://schemas.openxmlformats.org/wordprocessingml/2006/main" xmlns:w14="http://schemas.microsoft.com/office/word/2010/wordml" xmlns:w15="http://schemas.microsoft.com/office/word/2012/wordml" xmlns:w16cex="http://schemas.microsoft.com/office/word/2018/wordml/cex" xmlns:w16cid="http://schemas.microsoft.com/office/word/2016/wordml/cid" xmlns:w16="http://schemas.microsoft.com/office/word/2018/wordml" xmlns:w16sdtdh="http://schemas.microsoft.com/office/word/2020/wordml/sdtdatahash" xmlns:w16se="http://schemas.microsoft.com/office/word/2015/wordml/symex" xmlns:wpg="http://schemas.microsoft.com/office/word/2010/wordprocessingGroup" xmlns:wpi="http://schemas.microsoft.com/office/word/2010/wordprocessingInk" xmlns:wne="http://schemas.microsoft.com/office/word/2006/wordml" xmlns:wps="http://schemas.microsoft.com/office/word/2010/wordprocessingShape" mc:Ignorable="w14 w15 w16se w16cid w16 w16cex w16sdtdh wp14">
+<w:endnotes xmlns:wpc="http://schemas.microsoft.com/office/word/2010/wordprocessingCanvas" xmlns:cx="http://schemas.microsoft.com/office/drawing/2014/chartex" xmlns:cx1="http://schemas.microsoft.com/office/drawing/2015/9/8/chartex" xmlns:cx2="http://schemas.microsoft.com/office/drawing/2015/10/21/chartex" xmlns:cx3="http://schemas.microsoft.com/office/drawing/2016/5/9/chartex" xmlns:cx4="http://schemas.microsoft.com/office/drawing/2016/5/10/chartex" xmlns:cx5="http://schemas.microsoft.com/office/drawing/2016/5/11/chartex" xmlns:cx6="http://schemas.microsoft.com/office/drawing/2016/5/12/chartex" xmlns:cx7="http://schemas.microsoft.com/office/drawing/2016/5/13/chartex" xmlns:cx8="http://schemas.microsoft.com/office/drawing/2016/5/14/chartex" xmlns:mc="http://schemas.openxmlformats.org/markup-compatibility/2006" xmlns:aink="http://schemas.microsoft.com/office/drawing/2016/ink" xmlns:am3d="http://schemas.microsoft.com/office/drawing/2017/model3d" xmlns:o="urn:schemas-microsoft-com:office:office" xmlns:oel="http://schemas.microsoft.com/office/2019/extlst" xmlns:r="http://schemas.openxmlformats.org/officeDocument/2006/relationships" xmlns:m="http://schemas.openxmlformats.org/officeDocument/2006/math" xmlns:v="urn:schemas-microsoft-com:vml" xmlns:wp14="http://schemas.microsoft.com/office/word/2010/wordprocessingDrawing" xmlns:wp="http://schemas.openxmlformats.org/drawingml/2006/wordprocessingDrawing" xmlns:w10="urn:schemas-microsoft-com:office:word" xmlns:w="http://schemas.openxmlformats.org/wordprocessingml/2006/main" xmlns:w14="http://schemas.microsoft.com/office/word/2010/wordml" xmlns:w15="http://schemas.microsoft.com/office/word/2012/wordml" xmlns:w16cex="http://schemas.microsoft.com/office/word/2018/wordml/cex" xmlns:w16cid="http://schemas.microsoft.com/office/word/2016/wordml/cid" xmlns:w16="http://schemas.microsoft.com/office/word/2018/wordml" xmlns:w16du="http://schemas.microsoft.com/office/word/2023/wordml/word16du" xmlns:w16sdtdh="http://schemas.microsoft.com/office/word/2020/wordml/sdtdatahash" xmlns:w16sdtfl="http://schemas.microsoft.com/office/word/2024/wordml/sdtformatlock" xmlns:w16se="http://schemas.microsoft.com/office/word/2015/wordml/symex" xmlns:wpg="http://schemas.microsoft.com/office/word/2010/wordprocessingGroup" xmlns:wpi="http://schemas.microsoft.com/office/word/2010/wordprocessingInk" xmlns:wne="http://schemas.microsoft.com/office/word/2006/wordml" xmlns:wps="http://schemas.microsoft.com/office/word/2010/wordprocessingShape" mc:Ignorable="w14 w15 w16se w16cid w16 w16cex w16sdtdh w16sdtfl w16du wp14">
   <w:endnote w:type="separator" w:id="-1">
     <w:p>
       <w:pPr>
@@ -595,7 +599,7 @@
 </file>
 
 <file path=word/footer1.xml><?xml version="1.0" encoding="utf-8"?>
-<w:ftr xmlns:wpc="http://schemas.microsoft.com/office/word/2010/wordprocessingCanvas" xmlns:cx="http://schemas.microsoft.com/office/drawing/2014/chartex" xmlns:cx1="http://schemas.microsoft.com/office/drawing/2015/9/8/chartex" xmlns:cx2="http://schemas.microsoft.com/office/drawing/2015/10/21/chartex" xmlns:cx3="http://schemas.microsoft.com/office/drawing/2016/5/9/chartex" xmlns:cx4="http://schemas.microsoft.com/office/drawing/2016/5/10/chartex" xmlns:cx5="http://schemas.microsoft.com/office/drawing/2016/5/11/chartex" xmlns:cx6="http://schemas.microsoft.com/office/drawing/2016/5/12/chartex" xmlns:cx7="http://schemas.microsoft.com/office/drawing/2016/5/13/chartex" xmlns:cx8="http://schemas.microsoft.com/office/drawing/2016/5/14/chartex" xmlns:mc="http://schemas.openxmlformats.org/markup-compatibility/2006" xmlns:aink="http://schemas.microsoft.com/office/drawing/2016/ink" xmlns:am3d="http://schemas.microsoft.com/office/drawing/2017/model3d" xmlns:o="urn:schemas-microsoft-com:office:office" xmlns:oel="http://schemas.microsoft.com/office/2019/extlst" xmlns:r="http://schemas.openxmlformats.org/officeDocument/2006/relationships" xmlns:m="http://schemas.openxmlformats.org/officeDocument/2006/math" xmlns:v="urn:schemas-microsoft-com:vml" xmlns:wp14="http://schemas.microsoft.com/office/word/2010/wordprocessingDrawing" xmlns:wp="http://schemas.openxmlformats.org/drawingml/2006/wordprocessingDrawing" xmlns:w10="urn:schemas-microsoft-com:office:word" xmlns:w="http://schemas.openxmlformats.org/wordprocessingml/2006/main" xmlns:w14="http://schemas.microsoft.com/office/word/2010/wordml" xmlns:w15="http://schemas.microsoft.com/office/word/2012/wordml" xmlns:w16cex="http://schemas.microsoft.com/office/word/2018/wordml/cex" xmlns:w16cid="http://schemas.microsoft.com/office/word/2016/wordml/cid" xmlns:w16="http://schemas.microsoft.com/office/word/2018/wordml" xmlns:w16sdtdh="http://schemas.microsoft.com/office/word/2020/wordml/sdtdatahash" xmlns:w16se="http://schemas.microsoft.com/office/word/2015/wordml/symex" xmlns:wpg="http://schemas.microsoft.com/office/word/2010/wordprocessingGroup" xmlns:wpi="http://schemas.microsoft.com/office/word/2010/wordprocessingInk" xmlns:wne="http://schemas.microsoft.com/office/word/2006/wordml" xmlns:wps="http://schemas.microsoft.com/office/word/2010/wordprocessingShape" mc:Ignorable="w14 w15 w16se w16cid w16 w16cex w16sdtdh wp14">
+<w:ftr xmlns:wpc="http://schemas.microsoft.com/office/word/2010/wordprocessingCanvas" xmlns:cx="http://schemas.microsoft.com/office/drawing/2014/chartex" xmlns:cx1="http://schemas.microsoft.com/office/drawing/2015/9/8/chartex" xmlns:cx2="http://schemas.microsoft.com/office/drawing/2015/10/21/chartex" xmlns:cx3="http://schemas.microsoft.com/office/drawing/2016/5/9/chartex" xmlns:cx4="http://schemas.microsoft.com/office/drawing/2016/5/10/chartex" xmlns:cx5="http://schemas.microsoft.com/office/drawing/2016/5/11/chartex" xmlns:cx6="http://schemas.microsoft.com/office/drawing/2016/5/12/chartex" xmlns:cx7="http://schemas.microsoft.com/office/drawing/2016/5/13/chartex" xmlns:cx8="http://schemas.microsoft.com/office/drawing/2016/5/14/chartex" xmlns:mc="http://schemas.openxmlformats.org/markup-compatibility/2006" xmlns:aink="http://schemas.microsoft.com/office/drawing/2016/ink" xmlns:am3d="http://schemas.microsoft.com/office/drawing/2017/model3d" xmlns:o="urn:schemas-microsoft-com:office:office" xmlns:oel="http://schemas.microsoft.com/office/2019/extlst" xmlns:r="http://schemas.openxmlformats.org/officeDocument/2006/relationships" xmlns:m="http://schemas.openxmlformats.org/officeDocument/2006/math" xmlns:v="urn:schemas-microsoft-com:vml" xmlns:wp14="http://schemas.microsoft.com/office/word/2010/wordprocessingDrawing" xmlns:wp="http://schemas.openxmlformats.org/drawingml/2006/wordprocessingDrawing" xmlns:w10="urn:schemas-microsoft-com:office:word" xmlns:w="http://schemas.openxmlformats.org/wordprocessingml/2006/main" xmlns:w14="http://schemas.microsoft.com/office/word/2010/wordml" xmlns:w15="http://schemas.microsoft.com/office/word/2012/wordml" xmlns:w16cex="http://schemas.microsoft.com/office/word/2018/wordml/cex" xmlns:w16cid="http://schemas.microsoft.com/office/word/2016/wordml/cid" xmlns:w16="http://schemas.microsoft.com/office/word/2018/wordml" xmlns:w16du="http://schemas.microsoft.com/office/word/2023/wordml/word16du" xmlns:w16sdtdh="http://schemas.microsoft.com/office/word/2020/wordml/sdtdatahash" xmlns:w16sdtfl="http://schemas.microsoft.com/office/word/2024/wordml/sdtformatlock" xmlns:w16se="http://schemas.microsoft.com/office/word/2015/wordml/symex" xmlns:wpg="http://schemas.microsoft.com/office/word/2010/wordprocessingGroup" xmlns:wpi="http://schemas.microsoft.com/office/word/2010/wordprocessingInk" xmlns:wne="http://schemas.microsoft.com/office/word/2006/wordml" xmlns:wps="http://schemas.microsoft.com/office/word/2010/wordprocessingShape" mc:Ignorable="w14 w15 w16se w16cid w16 w16cex w16sdtdh w16sdtfl w16du wp14">
   <w:p>
     <w:pPr>
       <w:pStyle w:val="Footer"/>
@@ -605,7 +609,7 @@
 </file>
 
 <file path=word/footer2.xml><?xml version="1.0" encoding="utf-8"?>
-<w:ftr xmlns:wpc="http://schemas.microsoft.com/office/word/2010/wordprocessingCanvas" xmlns:cx="http://schemas.microsoft.com/office/drawing/2014/chartex" xmlns:cx1="http://schemas.microsoft.com/office/drawing/2015/9/8/chartex" xmlns:cx2="http://schemas.microsoft.com/office/drawing/2015/10/21/chartex" xmlns:cx3="http://schemas.microsoft.com/office/drawing/2016/5/9/chartex" xmlns:cx4="http://schemas.microsoft.com/office/drawing/2016/5/10/chartex" xmlns:cx5="http://schemas.microsoft.com/office/drawing/2016/5/11/chartex" xmlns:cx6="http://schemas.microsoft.com/office/drawing/2016/5/12/chartex" xmlns:cx7="http://schemas.microsoft.com/office/drawing/2016/5/13/chartex" xmlns:cx8="http://schemas.microsoft.com/office/drawing/2016/5/14/chartex" xmlns:mc="http://schemas.openxmlformats.org/markup-compatibility/2006" xmlns:aink="http://schemas.microsoft.com/office/drawing/2016/ink" xmlns:am3d="http://schemas.microsoft.com/office/drawing/2017/model3d" xmlns:o="urn:schemas-microsoft-com:office:office" xmlns:oel="http://schemas.microsoft.com/office/2019/extlst" xmlns:r="http://schemas.openxmlformats.org/officeDocument/2006/relationships" xmlns:m="http://schemas.openxmlformats.org/officeDocument/2006/math" xmlns:v="urn:schemas-microsoft-com:vml" xmlns:wp14="http://schemas.microsoft.com/office/word/2010/wordprocessingDrawing" xmlns:wp="http://schemas.openxmlformats.org/drawingml/2006/wordprocessingDrawing" xmlns:w10="urn:schemas-microsoft-com:office:word" xmlns:w="http://schemas.openxmlformats.org/wordprocessingml/2006/main" xmlns:w14="http://schemas.microsoft.com/office/word/2010/wordml" xmlns:w15="http://schemas.microsoft.com/office/word/2012/wordml" xmlns:w16cex="http://schemas.microsoft.com/office/word/2018/wordml/cex" xmlns:w16cid="http://schemas.microsoft.com/office/word/2016/wordml/cid" xmlns:w16="http://schemas.microsoft.com/office/word/2018/wordml" xmlns:w16sdtdh="http://schemas.microsoft.com/office/word/2020/wordml/sdtdatahash" xmlns:w16se="http://schemas.microsoft.com/office/word/2015/wordml/symex" xmlns:wpg="http://schemas.microsoft.com/office/word/2010/wordprocessingGroup" xmlns:wpi="http://schemas.microsoft.com/office/word/2010/wordprocessingInk" xmlns:wne="http://schemas.microsoft.com/office/word/2006/wordml" xmlns:wps="http://schemas.microsoft.com/office/word/2010/wordprocessingShape" mc:Ignorable="w14 w15 w16se w16cid w16 w16cex w16sdtdh wp14">
+<w:ftr xmlns:wpc="http://schemas.microsoft.com/office/word/2010/wordprocessingCanvas" xmlns:cx="http://schemas.microsoft.com/office/drawing/2014/chartex" xmlns:cx1="http://schemas.microsoft.com/office/drawing/2015/9/8/chartex" xmlns:cx2="http://schemas.microsoft.com/office/drawing/2015/10/21/chartex" xmlns:cx3="http://schemas.microsoft.com/office/drawing/2016/5/9/chartex" xmlns:cx4="http://schemas.microsoft.com/office/drawing/2016/5/10/chartex" xmlns:cx5="http://schemas.microsoft.com/office/drawing/2016/5/11/chartex" xmlns:cx6="http://schemas.microsoft.com/office/drawing/2016/5/12/chartex" xmlns:cx7="http://schemas.microsoft.com/office/drawing/2016/5/13/chartex" xmlns:cx8="http://schemas.microsoft.com/office/drawing/2016/5/14/chartex" xmlns:mc="http://schemas.openxmlformats.org/markup-compatibility/2006" xmlns:aink="http://schemas.microsoft.com/office/drawing/2016/ink" xmlns:am3d="http://schemas.microsoft.com/office/drawing/2017/model3d" xmlns:o="urn:schemas-microsoft-com:office:office" xmlns:oel="http://schemas.microsoft.com/office/2019/extlst" xmlns:r="http://schemas.openxmlformats.org/officeDocument/2006/relationships" xmlns:m="http://schemas.openxmlformats.org/officeDocument/2006/math" xmlns:v="urn:schemas-microsoft-com:vml" xmlns:wp14="http://schemas.microsoft.com/office/word/2010/wordprocessingDrawing" xmlns:wp="http://schemas.openxmlformats.org/drawingml/2006/wordprocessingDrawing" xmlns:w10="urn:schemas-microsoft-com:office:word" xmlns:w="http://schemas.openxmlformats.org/wordprocessingml/2006/main" xmlns:w14="http://schemas.microsoft.com/office/word/2010/wordml" xmlns:w15="http://schemas.microsoft.com/office/word/2012/wordml" xmlns:w16cex="http://schemas.microsoft.com/office/word/2018/wordml/cex" xmlns:w16cid="http://schemas.microsoft.com/office/word/2016/wordml/cid" xmlns:w16="http://schemas.microsoft.com/office/word/2018/wordml" xmlns:w16du="http://schemas.microsoft.com/office/word/2023/wordml/word16du" xmlns:w16sdtdh="http://schemas.microsoft.com/office/word/2020/wordml/sdtdatahash" xmlns:w16sdtfl="http://schemas.microsoft.com/office/word/2024/wordml/sdtformatlock" xmlns:w16se="http://schemas.microsoft.com/office/word/2015/wordml/symex" xmlns:wpg="http://schemas.microsoft.com/office/word/2010/wordprocessingGroup" xmlns:wpi="http://schemas.microsoft.com/office/word/2010/wordprocessingInk" xmlns:wne="http://schemas.microsoft.com/office/word/2006/wordml" xmlns:wps="http://schemas.microsoft.com/office/word/2010/wordprocessingShape" mc:Ignorable="w14 w15 w16se w16cid w16 w16cex w16sdtdh w16sdtfl w16du wp14">
   <w:p>
     <w:pPr>
       <w:pStyle w:val="Footer"/>
@@ -615,7 +619,7 @@
 </file>
 
 <file path=word/footer3.xml><?xml version="1.0" encoding="utf-8"?>
-<w:ftr xmlns:wpc="http://schemas.microsoft.com/office/word/2010/wordprocessingCanvas" xmlns:cx="http://schemas.microsoft.com/office/drawing/2014/chartex" xmlns:cx1="http://schemas.microsoft.com/office/drawing/2015/9/8/chartex" xmlns:cx2="http://schemas.microsoft.com/office/drawing/2015/10/21/chartex" xmlns:cx3="http://schemas.microsoft.com/office/drawing/2016/5/9/chartex" xmlns:cx4="http://schemas.microsoft.com/office/drawing/2016/5/10/chartex" xmlns:cx5="http://schemas.microsoft.com/office/drawing/2016/5/11/chartex" xmlns:cx6="http://schemas.microsoft.com/office/drawing/2016/5/12/chartex" xmlns:cx7="http://schemas.microsoft.com/office/drawing/2016/5/13/chartex" xmlns:cx8="http://schemas.microsoft.com/office/drawing/2016/5/14/chartex" xmlns:mc="http://schemas.openxmlformats.org/markup-compatibility/2006" xmlns:aink="http://schemas.microsoft.com/office/drawing/2016/ink" xmlns:am3d="http://schemas.microsoft.com/office/drawing/2017/model3d" xmlns:o="urn:schemas-microsoft-com:office:office" xmlns:oel="http://schemas.microsoft.com/office/2019/extlst" xmlns:r="http://schemas.openxmlformats.org/officeDocument/2006/relationships" xmlns:m="http://schemas.openxmlformats.org/officeDocument/2006/math" xmlns:v="urn:schemas-microsoft-com:vml" xmlns:wp14="http://schemas.microsoft.com/office/word/2010/wordprocessingDrawing" xmlns:wp="http://schemas.openxmlformats.org/drawingml/2006/wordprocessingDrawing" xmlns:w10="urn:schemas-microsoft-com:office:word" xmlns:w="http://schemas.openxmlformats.org/wordprocessingml/2006/main" xmlns:w14="http://schemas.microsoft.com/office/word/2010/wordml" xmlns:w15="http://schemas.microsoft.com/office/word/2012/wordml" xmlns:w16cex="http://schemas.microsoft.com/office/word/2018/wordml/cex" xmlns:w16cid="http://schemas.microsoft.com/office/word/2016/wordml/cid" xmlns:w16="http://schemas.microsoft.com/office/word/2018/wordml" xmlns:w16sdtdh="http://schemas.microsoft.com/office/word/2020/wordml/sdtdatahash" xmlns:w16se="http://schemas.microsoft.com/office/word/2015/wordml/symex" xmlns:wpg="http://schemas.microsoft.com/office/word/2010/wordprocessingGroup" xmlns:wpi="http://schemas.microsoft.com/office/word/2010/wordprocessingInk" xmlns:wne="http://schemas.microsoft.com/office/word/2006/wordml" xmlns:wps="http://schemas.microsoft.com/office/word/2010/wordprocessingShape" mc:Ignorable="w14 w15 w16se w16cid w16 w16cex w16sdtdh wp14">
+<w:ftr xmlns:wpc="http://schemas.microsoft.com/office/word/2010/wordprocessingCanvas" xmlns:cx="http://schemas.microsoft.com/office/drawing/2014/chartex" xmlns:cx1="http://schemas.microsoft.com/office/drawing/2015/9/8/chartex" xmlns:cx2="http://schemas.microsoft.com/office/drawing/2015/10/21/chartex" xmlns:cx3="http://schemas.microsoft.com/office/drawing/2016/5/9/chartex" xmlns:cx4="http://schemas.microsoft.com/office/drawing/2016/5/10/chartex" xmlns:cx5="http://schemas.microsoft.com/office/drawing/2016/5/11/chartex" xmlns:cx6="http://schemas.microsoft.com/office/drawing/2016/5/12/chartex" xmlns:cx7="http://schemas.microsoft.com/office/drawing/2016/5/13/chartex" xmlns:cx8="http://schemas.microsoft.com/office/drawing/2016/5/14/chartex" xmlns:mc="http://schemas.openxmlformats.org/markup-compatibility/2006" xmlns:aink="http://schemas.microsoft.com/office/drawing/2016/ink" xmlns:am3d="http://schemas.microsoft.com/office/drawing/2017/model3d" xmlns:o="urn:schemas-microsoft-com:office:office" xmlns:oel="http://schemas.microsoft.com/office/2019/extlst" xmlns:r="http://schemas.openxmlformats.org/officeDocument/2006/relationships" xmlns:m="http://schemas.openxmlformats.org/officeDocument/2006/math" xmlns:v="urn:schemas-microsoft-com:vml" xmlns:wp14="http://schemas.microsoft.com/office/word/2010/wordprocessingDrawing" xmlns:wp="http://schemas.openxmlformats.org/drawingml/2006/wordprocessingDrawing" xmlns:w10="urn:schemas-microsoft-com:office:word" xmlns:w="http://schemas.openxmlformats.org/wordprocessingml/2006/main" xmlns:w14="http://schemas.microsoft.com/office/word/2010/wordml" xmlns:w15="http://schemas.microsoft.com/office/word/2012/wordml" xmlns:w16cex="http://schemas.microsoft.com/office/word/2018/wordml/cex" xmlns:w16cid="http://schemas.microsoft.com/office/word/2016/wordml/cid" xmlns:w16="http://schemas.microsoft.com/office/word/2018/wordml" xmlns:w16du="http://schemas.microsoft.com/office/word/2023/wordml/word16du" xmlns:w16sdtdh="http://schemas.microsoft.com/office/word/2020/wordml/sdtdatahash" xmlns:w16sdtfl="http://schemas.microsoft.com/office/word/2024/wordml/sdtformatlock" xmlns:w16se="http://schemas.microsoft.com/office/word/2015/wordml/symex" xmlns:wpg="http://schemas.microsoft.com/office/word/2010/wordprocessingGroup" xmlns:wpi="http://schemas.microsoft.com/office/word/2010/wordprocessingInk" xmlns:wne="http://schemas.microsoft.com/office/word/2006/wordml" xmlns:wps="http://schemas.microsoft.com/office/word/2010/wordprocessingShape" mc:Ignorable="w14 w15 w16se w16cid w16 w16cex w16sdtdh w16sdtfl w16du wp14">
   <w:p>
     <w:pPr>
       <w:pStyle w:val="Footer"/>
@@ -625,7 +629,7 @@
 </file>
 
 <file path=word/footnotes.xml><?xml version="1.0" encoding="utf-8"?>
-<w:footnotes xmlns:wpc="http://schemas.microsoft.com/office/word/2010/wordprocessingCanvas" xmlns:cx="http://schemas.microsoft.com/office/drawing/2014/chartex" xmlns:cx1="http://schemas.microsoft.com/office/drawing/2015/9/8/chartex" xmlns:cx2="http://schemas.microsoft.com/office/drawing/2015/10/21/chartex" xmlns:cx3="http://schemas.microsoft.com/office/drawing/2016/5/9/chartex" xmlns:cx4="http://schemas.microsoft.com/office/drawing/2016/5/10/chartex" xmlns:cx5="http://schemas.microsoft.com/office/drawing/2016/5/11/chartex" xmlns:cx6="http://schemas.microsoft.com/office/drawing/2016/5/12/chartex" xmlns:cx7="http://schemas.microsoft.com/office/drawing/2016/5/13/chartex" xmlns:cx8="http://schemas.microsoft.com/office/drawing/2016/5/14/chartex" xmlns:mc="http://schemas.openxmlformats.org/markup-compatibility/2006" xmlns:aink="http://schemas.microsoft.com/office/drawing/2016/ink" xmlns:am3d="http://schemas.microsoft.com/office/drawing/2017/model3d" xmlns:o="urn:schemas-microsoft-com:office:office" xmlns:oel="http://schemas.microsoft.com/office/2019/extlst" xmlns:r="http://schemas.openxmlformats.org/officeDocument/2006/relationships" xmlns:m="http://schemas.openxmlformats.org/officeDocument/2006/math" xmlns:v="urn:schemas-microsoft-com:vml" xmlns:wp14="http://schemas.microsoft.com/office/word/2010/wordprocessingDrawing" xmlns:wp="http://schemas.openxmlformats.org/drawingml/2006/wordprocessingDrawing" xmlns:w10="urn:schemas-microsoft-com:office:word" xmlns:w="http://schemas.openxmlformats.org/wordprocessingml/2006/main" xmlns:w14="http://schemas.microsoft.com/office/word/2010/wordml" xmlns:w15="http://schemas.microsoft.com/office/word/2012/wordml" xmlns:w16cex="http://schemas.microsoft.com/office/word/2018/wordml/cex" xmlns:w16cid="http://schemas.microsoft.com/office/word/2016/wordml/cid" xmlns:w16="http://schemas.microsoft.com/office/word/2018/wordml" xmlns:w16sdtdh="http://schemas.microsoft.com/office/word/2020/wordml/sdtdatahash" xmlns:w16se="http://schemas.microsoft.com/office/word/2015/wordml/symex" xmlns:wpg="http://schemas.microsoft.com/office/word/2010/wordprocessingGroup" xmlns:wpi="http://schemas.microsoft.com/office/word/2010/wordprocessingInk" xmlns:wne="http://schemas.microsoft.com/office/word/2006/wordml" xmlns:wps="http://schemas.microsoft.com/office/word/2010/wordprocessingShape" mc:Ignorable="w14 w15 w16se w16cid w16 w16cex w16sdtdh wp14">
+<w:footnotes xmlns:wpc="http://schemas.microsoft.com/office/word/2010/wordprocessingCanvas" xmlns:cx="http://schemas.microsoft.com/office/drawing/2014/chartex" xmlns:cx1="http://schemas.microsoft.com/office/drawing/2015/9/8/chartex" xmlns:cx2="http://schemas.microsoft.com/office/drawing/2015/10/21/chartex" xmlns:cx3="http://schemas.microsoft.com/office/drawing/2016/5/9/chartex" xmlns:cx4="http://schemas.microsoft.com/office/drawing/2016/5/10/chartex" xmlns:cx5="http://schemas.microsoft.com/office/drawing/2016/5/11/chartex" xmlns:cx6="http://schemas.microsoft.com/office/drawing/2016/5/12/chartex" xmlns:cx7="http://schemas.microsoft.com/office/drawing/2016/5/13/chartex" xmlns:cx8="http://schemas.microsoft.com/office/drawing/2016/5/14/chartex" xmlns:mc="http://schemas.openxmlformats.org/markup-compatibility/2006" xmlns:aink="http://schemas.microsoft.com/office/drawing/2016/ink" xmlns:am3d="http://schemas.microsoft.com/office/drawing/2017/model3d" xmlns:o="urn:schemas-microsoft-com:office:office" xmlns:oel="http://schemas.microsoft.com/office/2019/extlst" xmlns:r="http://schemas.openxmlformats.org/officeDocument/2006/relationships" xmlns:m="http://schemas.openxmlformats.org/officeDocument/2006/math" xmlns:v="urn:schemas-microsoft-com:vml" xmlns:wp14="http://schemas.microsoft.com/office/word/2010/wordprocessingDrawing" xmlns:wp="http://schemas.openxmlformats.org/drawingml/2006/wordprocessingDrawing" xmlns:w10="urn:schemas-microsoft-com:office:word" xmlns:w="http://schemas.openxmlformats.org/wordprocessingml/2006/main" xmlns:w14="http://schemas.microsoft.com/office/word/2010/wordml" xmlns:w15="http://schemas.microsoft.com/office/word/2012/wordml" xmlns:w16cex="http://schemas.microsoft.com/office/word/2018/wordml/cex" xmlns:w16cid="http://schemas.microsoft.com/office/word/2016/wordml/cid" xmlns:w16="http://schemas.microsoft.com/office/word/2018/wordml" xmlns:w16du="http://schemas.microsoft.com/office/word/2023/wordml/word16du" xmlns:w16sdtdh="http://schemas.microsoft.com/office/word/2020/wordml/sdtdatahash" xmlns:w16sdtfl="http://schemas.microsoft.com/office/word/2024/wordml/sdtformatlock" xmlns:w16se="http://schemas.microsoft.com/office/word/2015/wordml/symex" xmlns:wpg="http://schemas.microsoft.com/office/word/2010/wordprocessingGroup" xmlns:wpi="http://schemas.microsoft.com/office/word/2010/wordprocessingInk" xmlns:wne="http://schemas.microsoft.com/office/word/2006/wordml" xmlns:wps="http://schemas.microsoft.com/office/word/2010/wordprocessingShape" mc:Ignorable="w14 w15 w16se w16cid w16 w16cex w16sdtdh w16sdtfl w16du wp14">
   <w:footnote w:type="separator" w:id="-1">
     <w:p>
       <w:pPr>
@@ -650,7 +654,7 @@
 </file>
 
 <file path=word/header1.xml><?xml version="1.0" encoding="utf-8"?>
-<w:hdr xmlns:wpc="http://schemas.microsoft.com/office/word/2010/wordprocessingCanvas" xmlns:cx="http://schemas.microsoft.com/office/drawing/2014/chartex" xmlns:cx1="http://schemas.microsoft.com/office/drawing/2015/9/8/chartex" xmlns:cx2="http://schemas.microsoft.com/office/drawing/2015/10/21/chartex" xmlns:cx3="http://schemas.microsoft.com/office/drawing/2016/5/9/chartex" xmlns:cx4="http://schemas.microsoft.com/office/drawing/2016/5/10/chartex" xmlns:cx5="http://schemas.microsoft.com/office/drawing/2016/5/11/chartex" xmlns:cx6="http://schemas.microsoft.com/office/drawing/2016/5/12/chartex" xmlns:cx7="http://schemas.microsoft.com/office/drawing/2016/5/13/chartex" xmlns:cx8="http://schemas.microsoft.com/office/drawing/2016/5/14/chartex" xmlns:mc="http://schemas.openxmlformats.org/markup-compatibility/2006" xmlns:aink="http://schemas.microsoft.com/office/drawing/2016/ink" xmlns:am3d="http://schemas.microsoft.com/office/drawing/2017/model3d" xmlns:o="urn:schemas-microsoft-com:office:office" xmlns:oel="http://schemas.microsoft.com/office/2019/extlst" xmlns:r="http://schemas.openxmlformats.org/officeDocument/2006/relationships" xmlns:m="http://schemas.openxmlformats.org/officeDocument/2006/math" xmlns:v="urn:schemas-microsoft-com:vml" xmlns:wp14="http://schemas.microsoft.com/office/word/2010/wordprocessingDrawing" xmlns:wp="http://schemas.openxmlformats.org/drawingml/2006/wordprocessingDrawing" xmlns:w10="urn:schemas-microsoft-com:office:word" xmlns:w="http://schemas.openxmlformats.org/wordprocessingml/2006/main" xmlns:w14="http://schemas.microsoft.com/office/word/2010/wordml" xmlns:w15="http://schemas.microsoft.com/office/word/2012/wordml" xmlns:w16cex="http://schemas.microsoft.com/office/word/2018/wordml/cex" xmlns:w16cid="http://schemas.microsoft.com/office/word/2016/wordml/cid" xmlns:w16="http://schemas.microsoft.com/office/word/2018/wordml" xmlns:w16sdtdh="http://schemas.microsoft.com/office/word/2020/wordml/sdtdatahash" xmlns:w16se="http://schemas.microsoft.com/office/word/2015/wordml/symex" xmlns:wpg="http://schemas.microsoft.com/office/word/2010/wordprocessingGroup" xmlns:wpi="http://schemas.microsoft.com/office/word/2010/wordprocessingInk" xmlns:wne="http://schemas.microsoft.com/office/word/2006/wordml" xmlns:wps="http://schemas.microsoft.com/office/word/2010/wordprocessingShape" mc:Ignorable="w14 w15 w16se w16cid w16 w16cex w16sdtdh wp14">
+<w:hdr xmlns:wpc="http://schemas.microsoft.com/office/word/2010/wordprocessingCanvas" xmlns:cx="http://schemas.microsoft.com/office/drawing/2014/chartex" xmlns:cx1="http://schemas.microsoft.com/office/drawing/2015/9/8/chartex" xmlns:cx2="http://schemas.microsoft.com/office/drawing/2015/10/21/chartex" xmlns:cx3="http://schemas.microsoft.com/office/drawing/2016/5/9/chartex" xmlns:cx4="http://schemas.microsoft.com/office/drawing/2016/5/10/chartex" xmlns:cx5="http://schemas.microsoft.com/office/drawing/2016/5/11/chartex" xmlns:cx6="http://schemas.microsoft.com/office/drawing/2016/5/12/chartex" xmlns:cx7="http://schemas.microsoft.com/office/drawing/2016/5/13/chartex" xmlns:cx8="http://schemas.microsoft.com/office/drawing/2016/5/14/chartex" xmlns:mc="http://schemas.openxmlformats.org/markup-compatibility/2006" xmlns:aink="http://schemas.microsoft.com/office/drawing/2016/ink" xmlns:am3d="http://schemas.microsoft.com/office/drawing/2017/model3d" xmlns:o="urn:schemas-microsoft-com:office:office" xmlns:oel="http://schemas.microsoft.com/office/2019/extlst" xmlns:r="http://schemas.openxmlformats.org/officeDocument/2006/relationships" xmlns:m="http://schemas.openxmlformats.org/officeDocument/2006/math" xmlns:v="urn:schemas-microsoft-com:vml" xmlns:wp14="http://schemas.microsoft.com/office/word/2010/wordprocessingDrawing" xmlns:wp="http://schemas.openxmlformats.org/drawingml/2006/wordprocessingDrawing" xmlns:w10="urn:schemas-microsoft-com:office:word" xmlns:w="http://schemas.openxmlformats.org/wordprocessingml/2006/main" xmlns:w14="http://schemas.microsoft.com/office/word/2010/wordml" xmlns:w15="http://schemas.microsoft.com/office/word/2012/wordml" xmlns:w16cex="http://schemas.microsoft.com/office/word/2018/wordml/cex" xmlns:w16cid="http://schemas.microsoft.com/office/word/2016/wordml/cid" xmlns:w16="http://schemas.microsoft.com/office/word/2018/wordml" xmlns:w16du="http://schemas.microsoft.com/office/word/2023/wordml/word16du" xmlns:w16sdtdh="http://schemas.microsoft.com/office/word/2020/wordml/sdtdatahash" xmlns:w16sdtfl="http://schemas.microsoft.com/office/word/2024/wordml/sdtformatlock" xmlns:w16se="http://schemas.microsoft.com/office/word/2015/wordml/symex" xmlns:wpg="http://schemas.microsoft.com/office/word/2010/wordprocessingGroup" xmlns:wpi="http://schemas.microsoft.com/office/word/2010/wordprocessingInk" xmlns:wne="http://schemas.microsoft.com/office/word/2006/wordml" xmlns:wps="http://schemas.microsoft.com/office/word/2010/wordprocessingShape" mc:Ignorable="w14 w15 w16se w16cid w16 w16cex w16sdtdh w16sdtfl w16du wp14">
   <w:p>
     <w:pPr>
       <w:pStyle w:val="Header"/>
@@ -660,7 +664,7 @@
 </file>
 
 <file path=word/header2.xml><?xml version="1.0" encoding="utf-8"?>
-<w:hdr xmlns:wpc="http://schemas.microsoft.com/office/word/2010/wordprocessingCanvas" xmlns:cx="http://schemas.microsoft.com/office/drawing/2014/chartex" xmlns:cx1="http://schemas.microsoft.com/office/drawing/2015/9/8/chartex" xmlns:cx2="http://schemas.microsoft.com/office/drawing/2015/10/21/chartex" xmlns:cx3="http://schemas.microsoft.com/office/drawing/2016/5/9/chartex" xmlns:cx4="http://schemas.microsoft.com/office/drawing/2016/5/10/chartex" xmlns:cx5="http://schemas.microsoft.com/office/drawing/2016/5/11/chartex" xmlns:cx6="http://schemas.microsoft.com/office/drawing/2016/5/12/chartex" xmlns:cx7="http://schemas.microsoft.com/office/drawing/2016/5/13/chartex" xmlns:cx8="http://schemas.microsoft.com/office/drawing/2016/5/14/chartex" xmlns:mc="http://schemas.openxmlformats.org/markup-compatibility/2006" xmlns:aink="http://schemas.microsoft.com/office/drawing/2016/ink" xmlns:am3d="http://schemas.microsoft.com/office/drawing/2017/model3d" xmlns:o="urn:schemas-microsoft-com:office:office" xmlns:oel="http://schemas.microsoft.com/office/2019/extlst" xmlns:r="http://schemas.openxmlformats.org/officeDocument/2006/relationships" xmlns:m="http://schemas.openxmlformats.org/officeDocument/2006/math" xmlns:v="urn:schemas-microsoft-com:vml" xmlns:wp14="http://schemas.microsoft.com/office/word/2010/wordprocessingDrawing" xmlns:wp="http://schemas.openxmlformats.org/drawingml/2006/wordprocessingDrawing" xmlns:w10="urn:schemas-microsoft-com:office:word" xmlns:w="http://schemas.openxmlformats.org/wordprocessingml/2006/main" xmlns:w14="http://schemas.microsoft.com/office/word/2010/wordml" xmlns:w15="http://schemas.microsoft.com/office/word/2012/wordml" xmlns:w16cex="http://schemas.microsoft.com/office/word/2018/wordml/cex" xmlns:w16cid="http://schemas.microsoft.com/office/word/2016/wordml/cid" xmlns:w16="http://schemas.microsoft.com/office/word/2018/wordml" xmlns:w16sdtdh="http://schemas.microsoft.com/office/word/2020/wordml/sdtdatahash" xmlns:w16se="http://schemas.microsoft.com/office/word/2015/wordml/symex" xmlns:wpg="http://schemas.microsoft.com/office/word/2010/wordprocessingGroup" xmlns:wpi="http://schemas.microsoft.com/office/word/2010/wordprocessingInk" xmlns:wne="http://schemas.microsoft.com/office/word/2006/wordml" xmlns:wps="http://schemas.microsoft.com/office/word/2010/wordprocessingShape" mc:Ignorable="w14 w15 w16se w16cid w16 w16cex w16sdtdh wp14">
+<w:hdr xmlns:wpc="http://schemas.microsoft.com/office/word/2010/wordprocessingCanvas" xmlns:cx="http://schemas.microsoft.com/office/drawing/2014/chartex" xmlns:cx1="http://schemas.microsoft.com/office/drawing/2015/9/8/chartex" xmlns:cx2="http://schemas.microsoft.com/office/drawing/2015/10/21/chartex" xmlns:cx3="http://schemas.microsoft.com/office/drawing/2016/5/9/chartex" xmlns:cx4="http://schemas.microsoft.com/office/drawing/2016/5/10/chartex" xmlns:cx5="http://schemas.microsoft.com/office/drawing/2016/5/11/chartex" xmlns:cx6="http://schemas.microsoft.com/office/drawing/2016/5/12/chartex" xmlns:cx7="http://schemas.microsoft.com/office/drawing/2016/5/13/chartex" xmlns:cx8="http://schemas.microsoft.com/office/drawing/2016/5/14/chartex" xmlns:mc="http://schemas.openxmlformats.org/markup-compatibility/2006" xmlns:aink="http://schemas.microsoft.com/office/drawing/2016/ink" xmlns:am3d="http://schemas.microsoft.com/office/drawing/2017/model3d" xmlns:o="urn:schemas-microsoft-com:office:office" xmlns:oel="http://schemas.microsoft.com/office/2019/extlst" xmlns:r="http://schemas.openxmlformats.org/officeDocument/2006/relationships" xmlns:m="http://schemas.openxmlformats.org/officeDocument/2006/math" xmlns:v="urn:schemas-microsoft-com:vml" xmlns:wp14="http://schemas.microsoft.com/office/word/2010/wordprocessingDrawing" xmlns:wp="http://schemas.openxmlformats.org/drawingml/2006/wordprocessingDrawing" xmlns:w10="urn:schemas-microsoft-com:office:word" xmlns:w="http://schemas.openxmlformats.org/wordprocessingml/2006/main" xmlns:w14="http://schemas.microsoft.com/office/word/2010/wordml" xmlns:w15="http://schemas.microsoft.com/office/word/2012/wordml" xmlns:w16cex="http://schemas.microsoft.com/office/word/2018/wordml/cex" xmlns:w16cid="http://schemas.microsoft.com/office/word/2016/wordml/cid" xmlns:w16="http://schemas.microsoft.com/office/word/2018/wordml" xmlns:w16du="http://schemas.microsoft.com/office/word/2023/wordml/word16du" xmlns:w16sdtdh="http://schemas.microsoft.com/office/word/2020/wordml/sdtdatahash" xmlns:w16sdtfl="http://schemas.microsoft.com/office/word/2024/wordml/sdtformatlock" xmlns:w16se="http://schemas.microsoft.com/office/word/2015/wordml/symex" xmlns:wpg="http://schemas.microsoft.com/office/word/2010/wordprocessingGroup" xmlns:wpi="http://schemas.microsoft.com/office/word/2010/wordprocessingInk" xmlns:wne="http://schemas.microsoft.com/office/word/2006/wordml" xmlns:wps="http://schemas.microsoft.com/office/word/2010/wordprocessingShape" mc:Ignorable="w14 w15 w16se w16cid w16 w16cex w16sdtdh w16sdtfl w16du wp14">
   <w:p>
     <w:pPr>
       <w:pStyle w:val="Header"/>
@@ -671,7 +675,7 @@
 </file>
 
 <file path=word/header3.xml><?xml version="1.0" encoding="utf-8"?>
-<w:hdr xmlns:wpc="http://schemas.microsoft.com/office/word/2010/wordprocessingCanvas" xmlns:cx="http://schemas.microsoft.com/office/drawing/2014/chartex" xmlns:cx1="http://schemas.microsoft.com/office/drawing/2015/9/8/chartex" xmlns:cx2="http://schemas.microsoft.com/office/drawing/2015/10/21/chartex" xmlns:cx3="http://schemas.microsoft.com/office/drawing/2016/5/9/chartex" xmlns:cx4="http://schemas.microsoft.com/office/drawing/2016/5/10/chartex" xmlns:cx5="http://schemas.microsoft.com/office/drawing/2016/5/11/chartex" xmlns:cx6="http://schemas.microsoft.com/office/drawing/2016/5/12/chartex" xmlns:cx7="http://schemas.microsoft.com/office/drawing/2016/5/13/chartex" xmlns:cx8="http://schemas.microsoft.com/office/drawing/2016/5/14/chartex" xmlns:mc="http://schemas.openxmlformats.org/markup-compatibility/2006" xmlns:aink="http://schemas.microsoft.com/office/drawing/2016/ink" xmlns:am3d="http://schemas.microsoft.com/office/drawing/2017/model3d" xmlns:o="urn:schemas-microsoft-com:office:office" xmlns:oel="http://schemas.microsoft.com/office/2019/extlst" xmlns:r="http://schemas.openxmlformats.org/officeDocument/2006/relationships" xmlns:m="http://schemas.openxmlformats.org/officeDocument/2006/math" xmlns:v="urn:schemas-microsoft-com:vml" xmlns:wp14="http://schemas.microsoft.com/office/word/2010/wordprocessingDrawing" xmlns:wp="http://schemas.openxmlformats.org/drawingml/2006/wordprocessingDrawing" xmlns:w10="urn:schemas-microsoft-com:office:word" xmlns:w="http://schemas.openxmlformats.org/wordprocessingml/2006/main" xmlns:w14="http://schemas.microsoft.com/office/word/2010/wordml" xmlns:w15="http://schemas.microsoft.com/office/word/2012/wordml" xmlns:w16cex="http://schemas.microsoft.com/office/word/2018/wordml/cex" xmlns:w16cid="http://schemas.microsoft.com/office/word/2016/wordml/cid" xmlns:w16="http://schemas.microsoft.com/office/word/2018/wordml" xmlns:w16sdtdh="http://schemas.microsoft.com/office/word/2020/wordml/sdtdatahash" xmlns:w16se="http://schemas.microsoft.com/office/word/2015/wordml/symex" xmlns:wpg="http://schemas.microsoft.com/office/word/2010/wordprocessingGroup" xmlns:wpi="http://schemas.microsoft.com/office/word/2010/wordprocessingInk" xmlns:wne="http://schemas.microsoft.com/office/word/2006/wordml" xmlns:wps="http://schemas.microsoft.com/office/word/2010/wordprocessingShape" mc:Ignorable="w14 w15 w16se w16cid w16 w16cex w16sdtdh wp14">
+<w:hdr xmlns:wpc="http://schemas.microsoft.com/office/word/2010/wordprocessingCanvas" xmlns:cx="http://schemas.microsoft.com/office/drawing/2014/chartex" xmlns:cx1="http://schemas.microsoft.com/office/drawing/2015/9/8/chartex" xmlns:cx2="http://schemas.microsoft.com/office/drawing/2015/10/21/chartex" xmlns:cx3="http://schemas.microsoft.com/office/drawing/2016/5/9/chartex" xmlns:cx4="http://schemas.microsoft.com/office/drawing/2016/5/10/chartex" xmlns:cx5="http://schemas.microsoft.com/office/drawing/2016/5/11/chartex" xmlns:cx6="http://schemas.microsoft.com/office/drawing/2016/5/12/chartex" xmlns:cx7="http://schemas.microsoft.com/office/drawing/2016/5/13/chartex" xmlns:cx8="http://schemas.microsoft.com/office/drawing/2016/5/14/chartex" xmlns:mc="http://schemas.openxmlformats.org/markup-compatibility/2006" xmlns:aink="http://schemas.microsoft.com/office/drawing/2016/ink" xmlns:am3d="http://schemas.microsoft.com/office/drawing/2017/model3d" xmlns:o="urn:schemas-microsoft-com:office:office" xmlns:oel="http://schemas.microsoft.com/office/2019/extlst" xmlns:r="http://schemas.openxmlformats.org/officeDocument/2006/relationships" xmlns:m="http://schemas.openxmlformats.org/officeDocument/2006/math" xmlns:v="urn:schemas-microsoft-com:vml" xmlns:wp14="http://schemas.microsoft.com/office/word/2010/wordprocessingDrawing" xmlns:wp="http://schemas.openxmlformats.org/drawingml/2006/wordprocessingDrawing" xmlns:w10="urn:schemas-microsoft-com:office:word" xmlns:w="http://schemas.openxmlformats.org/wordprocessingml/2006/main" xmlns:w14="http://schemas.microsoft.com/office/word/2010/wordml" xmlns:w15="http://schemas.microsoft.com/office/word/2012/wordml" xmlns:w16cex="http://schemas.microsoft.com/office/word/2018/wordml/cex" xmlns:w16cid="http://schemas.microsoft.com/office/word/2016/wordml/cid" xmlns:w16="http://schemas.microsoft.com/office/word/2018/wordml" xmlns:w16du="http://schemas.microsoft.com/office/word/2023/wordml/word16du" xmlns:w16sdtdh="http://schemas.microsoft.com/office/word/2020/wordml/sdtdatahash" xmlns:w16sdtfl="http://schemas.microsoft.com/office/word/2024/wordml/sdtformatlock" xmlns:w16se="http://schemas.microsoft.com/office/word/2015/wordml/symex" xmlns:wpg="http://schemas.microsoft.com/office/word/2010/wordprocessingGroup" xmlns:wpi="http://schemas.microsoft.com/office/word/2010/wordprocessingInk" xmlns:wne="http://schemas.microsoft.com/office/word/2006/wordml" xmlns:wps="http://schemas.microsoft.com/office/word/2010/wordprocessingShape" mc:Ignorable="w14 w15 w16se w16cid w16 w16cex w16sdtdh w16sdtfl w16du wp14">
   <w:p>
     <w:pPr>
       <w:pStyle w:val="Header"/>
@@ -680,7 +684,7 @@
     <w:r>
       <w:tab/>
       <w:tab/>
-      <w:t>2026-06-17</w:t>
+      <w:t>2026-06-18</w:t>
       <w:br/>
       <w:br/>
     </w:r>
@@ -697,7 +701,7 @@
 </file>
 
 <file path=word/numbering.xml><?xml version="1.0" encoding="utf-8"?>
-<w:numbering xmlns:wpc="http://schemas.microsoft.com/office/word/2010/wordprocessingCanvas" xmlns:cx="http://schemas.microsoft.com/office/drawing/2014/chartex" xmlns:cx1="http://schemas.microsoft.com/office/drawing/2015/9/8/chartex" xmlns:cx2="http://schemas.microsoft.com/office/drawing/2015/10/21/chartex" xmlns:cx3="http://schemas.microsoft.com/office/drawing/2016/5/9/chartex" xmlns:cx4="http://schemas.microsoft.com/office/drawing/2016/5/10/chartex" xmlns:cx5="http://schemas.microsoft.com/office/drawing/2016/5/11/chartex" xmlns:cx6="http://schemas.microsoft.com/office/drawing/2016/5/12/chartex" xmlns:cx7="http://schemas.microsoft.com/office/drawing/2016/5/13/chartex" xmlns:cx8="http://schemas.microsoft.com/office/drawing/2016/5/14/chartex" xmlns:mc="http://schemas.openxmlformats.org/markup-compatibility/2006" xmlns:aink="http://schemas.microsoft.com/office/drawing/2016/ink" xmlns:am3d="http://schemas.microsoft.com/office/drawing/2017/model3d" xmlns:o="urn:schemas-microsoft-com:office:office" xmlns:oel="http://schemas.microsoft.com/office/2019/extlst" xmlns:r="http://schemas.openxmlformats.org/officeDocument/2006/relationships" xmlns:m="http://schemas.openxmlformats.org/officeDocument/2006/math" xmlns:v="urn:schemas-microsoft-com:vml" xmlns:wp14="http://schemas.microsoft.com/office/word/2010/wordprocessingDrawing" xmlns:wp="http://schemas.openxmlformats.org/drawingml/2006/wordprocessingDrawing" xmlns:w10="urn:schemas-microsoft-com:office:word" xmlns:w="http://schemas.openxmlformats.org/wordprocessingml/2006/main" xmlns:w14="http://schemas.microsoft.com/office/word/2010/wordml" xmlns:w15="http://schemas.microsoft.com/office/word/2012/wordml" xmlns:w16cex="http://schemas.microsoft.com/office/word/2018/wordml/cex" xmlns:w16cid="http://schemas.microsoft.com/office/word/2016/wordml/cid" xmlns:w16="http://schemas.microsoft.com/office/word/2018/wordml" xmlns:w16sdtdh="http://schemas.microsoft.com/office/word/2020/wordml/sdtdatahash" xmlns:w16se="http://schemas.microsoft.com/office/word/2015/wordml/symex" xmlns:wpg="http://schemas.microsoft.com/office/word/2010/wordprocessingGroup" xmlns:wpi="http://schemas.microsoft.com/office/word/2010/wordprocessingInk" xmlns:wne="http://schemas.microsoft.com/office/word/2006/wordml" xmlns:wps="http://schemas.microsoft.com/office/word/2010/wordprocessingShape" mc:Ignorable="w14 w15 w16se w16cid w16 w16cex w16sdtdh wp14">
+<w:numbering xmlns:wpc="http://schemas.microsoft.com/office/word/2010/wordprocessingCanvas" xmlns:cx="http://schemas.microsoft.com/office/drawing/2014/chartex" xmlns:cx1="http://schemas.microsoft.com/office/drawing/2015/9/8/chartex" xmlns:cx2="http://schemas.microsoft.com/office/drawing/2015/10/21/chartex" xmlns:cx3="http://schemas.microsoft.com/office/drawing/2016/5/9/chartex" xmlns:cx4="http://schemas.microsoft.com/office/drawing/2016/5/10/chartex" xmlns:cx5="http://schemas.microsoft.com/office/drawing/2016/5/11/chartex" xmlns:cx6="http://schemas.microsoft.com/office/drawing/2016/5/12/chartex" xmlns:cx7="http://schemas.microsoft.com/office/drawing/2016/5/13/chartex" xmlns:cx8="http://schemas.microsoft.com/office/drawing/2016/5/14/chartex" xmlns:mc="http://schemas.openxmlformats.org/markup-compatibility/2006" xmlns:aink="http://schemas.microsoft.com/office/drawing/2016/ink" xmlns:am3d="http://schemas.microsoft.com/office/drawing/2017/model3d" xmlns:o="urn:schemas-microsoft-com:office:office" xmlns:oel="http://schemas.microsoft.com/office/2019/extlst" xmlns:r="http://schemas.openxmlformats.org/officeDocument/2006/relationships" xmlns:m="http://schemas.openxmlformats.org/officeDocument/2006/math" xmlns:v="urn:schemas-microsoft-com:vml" xmlns:wp14="http://schemas.microsoft.com/office/word/2010/wordprocessingDrawing" xmlns:wp="http://schemas.openxmlformats.org/drawingml/2006/wordprocessingDrawing" xmlns:w10="urn:schemas-microsoft-com:office:word" xmlns:w="http://schemas.openxmlformats.org/wordprocessingml/2006/main" xmlns:w14="http://schemas.microsoft.com/office/word/2010/wordml" xmlns:w15="http://schemas.microsoft.com/office/word/2012/wordml" xmlns:w16cex="http://schemas.microsoft.com/office/word/2018/wordml/cex" xmlns:w16cid="http://schemas.microsoft.com/office/word/2016/wordml/cid" xmlns:w16="http://schemas.microsoft.com/office/word/2018/wordml" xmlns:w16du="http://schemas.microsoft.com/office/word/2023/wordml/word16du" xmlns:w16sdtdh="http://schemas.microsoft.com/office/word/2020/wordml/sdtdatahash" xmlns:w16sdtfl="http://schemas.microsoft.com/office/word/2024/wordml/sdtformatlock" xmlns:w16se="http://schemas.microsoft.com/office/word/2015/wordml/symex" xmlns:wpg="http://schemas.microsoft.com/office/word/2010/wordprocessingGroup" xmlns:wpi="http://schemas.microsoft.com/office/word/2010/wordprocessingInk" xmlns:wne="http://schemas.microsoft.com/office/word/2006/wordml" xmlns:wps="http://schemas.microsoft.com/office/word/2010/wordprocessingShape" mc:Ignorable="w14 w15 w16se w16cid w16 w16cex w16sdtdh w16sdtfl w16du wp14">
   <w:abstractNum w:abstractNumId="0" w15:restartNumberingAfterBreak="0">
     <w:nsid w:val="FFFFFF7C"/>
     <w:multiLevelType w:val="singleLevel"/>
@@ -900,7 +904,7 @@
 </file>
 
 <file path=word/styles.xml><?xml version="1.0" encoding="utf-8"?>
-<w:styles xmlns:mc="http://schemas.openxmlformats.org/markup-compatibility/2006" xmlns:r="http://schemas.openxmlformats.org/officeDocument/2006/relationships" xmlns:w="http://schemas.openxmlformats.org/wordprocessingml/2006/main" xmlns:w14="http://schemas.microsoft.com/office/word/2010/wordml" xmlns:w15="http://schemas.microsoft.com/office/word/2012/wordml" xmlns:w16cex="http://schemas.microsoft.com/office/word/2018/wordml/cex" xmlns:w16cid="http://schemas.microsoft.com/office/word/2016/wordml/cid" xmlns:w16="http://schemas.microsoft.com/office/word/2018/wordml" xmlns:w16sdtdh="http://schemas.microsoft.com/office/word/2020/wordml/sdtdatahash" xmlns:w16se="http://schemas.microsoft.com/office/word/2015/wordml/symex" mc:Ignorable="w14 w15 w16se w16cid w16 w16cex w16sdtdh">
+<w:styles xmlns:mc="http://schemas.openxmlformats.org/markup-compatibility/2006" xmlns:r="http://schemas.openxmlformats.org/officeDocument/2006/relationships" xmlns:w="http://schemas.openxmlformats.org/wordprocessingml/2006/main" xmlns:w14="http://schemas.microsoft.com/office/word/2010/wordml" xmlns:w15="http://schemas.microsoft.com/office/word/2012/wordml" xmlns:w16cex="http://schemas.microsoft.com/office/word/2018/wordml/cex" xmlns:w16cid="http://schemas.microsoft.com/office/word/2016/wordml/cid" xmlns:w16="http://schemas.microsoft.com/office/word/2018/wordml" xmlns:w16du="http://schemas.microsoft.com/office/word/2023/wordml/word16du" xmlns:w16sdtdh="http://schemas.microsoft.com/office/word/2020/wordml/sdtdatahash" xmlns:w16sdtfl="http://schemas.microsoft.com/office/word/2024/wordml/sdtformatlock" xmlns:w16se="http://schemas.microsoft.com/office/word/2015/wordml/symex" mc:Ignorable="w14 w15 w16se w16cid w16 w16cex w16sdtdh w16sdtfl w16du">
   <w:docDefaults>
     <w:rPrDefault>
       <w:rPr>
@@ -1658,7 +1662,7 @@
     <w:link w:val="TitleChar"/>
     <w:uiPriority w:val="10"/>
     <w:qFormat/>
-    <w:rsid w:val="007106C8"/>
+    <w:rsid w:val="00E854FA"/>
     <w:pPr>
       <w:spacing w:after="300" w:line="240" w:lineRule="auto"/>
       <w:contextualSpacing/>
@@ -1668,7 +1672,7 @@
       <w:rFonts w:eastAsiaTheme="majorEastAsia" w:cstheme="majorBidi"/>
       <w:spacing w:val="5"/>
       <w:kern w:val="28"/>
-      <w:sz w:val="52"/>
+      <w:sz w:val="40"/>
       <w:szCs w:val="52"/>
       <w:lang w:val="sv-SE" w:eastAsia="en-US" w:bidi="ar-SA"/>
     </w:rPr>
@@ -1678,12 +1682,12 @@
     <w:basedOn w:val="DefaultParagraphFont"/>
     <w:link w:val="Title"/>
     <w:uiPriority w:val="10"/>
-    <w:rsid w:val="007106C8"/>
+    <w:rsid w:val="00E854FA"/>
     <w:rPr>
       <w:rFonts w:ascii="Times New Roman" w:eastAsiaTheme="majorEastAsia" w:hAnsi="Times New Roman" w:cstheme="majorBidi"/>
       <w:spacing w:val="5"/>
       <w:kern w:val="28"/>
-      <w:sz w:val="52"/>
+      <w:sz w:val="40"/>
       <w:szCs w:val="52"/>
       <w:lang w:val="sv-SE" w:eastAsia="en-US" w:bidi="ar-SA"/>
     </w:rPr>

--- a/klagomål/A 24315-2026 FSC-klagomål.docx
+++ b/klagomål/A 24315-2026 FSC-klagomål.docx
@@ -684,7 +684,7 @@
     <w:r>
       <w:tab/>
       <w:tab/>
-      <w:t>2026-06-18</w:t>
+      <w:t>2026-06-19</w:t>
       <w:br/>
       <w:br/>
     </w:r>

--- a/klagomål/A 24315-2026 FSC-klagomål.docx
+++ b/klagomål/A 24315-2026 FSC-klagomål.docx
@@ -684,7 +684,7 @@
     <w:r>
       <w:tab/>
       <w:tab/>
-      <w:t>2026-06-19</w:t>
+      <w:t>2026-06-20</w:t>
       <w:br/>
       <w:br/>
     </w:r>

--- a/klagomål/A 24315-2026 FSC-klagomål.docx
+++ b/klagomål/A 24315-2026 FSC-klagomål.docx
@@ -168,38 +168,7 @@
     </w:p>
     <w:p>
       <w:r>
-        <w:t>Detta dokument behandlar höga naturvärden i avverkningsanmälan A 24315-2026 i Nybro kommun som inkom 2026-05-27 och omfattar 8,5 ha.</w:t>
-      </w:r>
-    </w:p>
-    <w:p>
-      <w:r>
-        <w:t>Nedan presenteras fynd av naturvårdsarter som gjorts i det avverkningsanmälda området, samt relevanta utdrag ur standarderna för FSC, Chain of Custody, Controlled Wood och PEFC.</w:t>
-      </w:r>
-    </w:p>
-    <w:p>
-      <w:r>
-        <w:t>Vi förväntar oss att ni återkommer med ett skriftligt svar på vårt klagomål och även beskriver vilka korrigerande åtgärder ni satt in för att rätta till identifierade brister i er efterlevnad av den svenska FSC standarden.</w:t>
-      </w:r>
-    </w:p>
-    <w:p>
-      <w:pPr>
-        <w:pStyle w:val="Heading1"/>
-      </w:pPr>
-      <w:r>
-        <w:t>Naturvårdsarter</w:t>
-      </w:r>
-    </w:p>
-    <w:p>
-      <w:r>
-        <w:t>I avverkningsanmälan har följande 1 naturvårdsarter hittats: grönpyrola (S, T). Arter som är signalarter enligt Skogsstyrelsen har markerats med (S). Typiska arter inom Natura 2000 som är kopplade till skogsekosystem har markerats med (T).</w:t>
-      </w:r>
-    </w:p>
-    <w:p>
-      <w:r>
-        <w:t>De påträffade naturvårdsarterna är ett tydligt kvitto på att det rör sig om en skog med höga naturvärden.</w:t>
-      </w:r>
-      <w:r>
-        <w:t xml:space="preserve"> I Figur 1 visas fyndplatser för naturvårdsarter i området, som finns registrerade på Artportalen.</w:t>
+        <w:t>Detta klagomål behandlar höga naturvärden i avverkningsanmälan A 24315-2026 i Nybro kommun som inkom 2026-05-27 och omfattar 8,5 ha.</w:t>
       </w:r>
     </w:p>
     <w:p>
@@ -247,7 +216,35 @@
         <w:spacing w:after="240"/>
       </w:pPr>
       <w:r>
-        <w:t>Figur 1. Fyndplatser för naturvårdsarter i avverkningsanmälan (röd linje). Markörer utan svart kant är placerade på fyndplatsen. Markörer med svart kant är placerade vid sidan av fyndplatsen och har ett svart streck som visar fyndplatsens exakta position. Kartans mittpunktskoordinat är N 6301176, E 544895 i SWEREF 99 TM.</w:t>
+        <w:t>Figur 1. Fyndplatser för naturvårdsarter i avverkningsanmälan. Markörer utan svart kant är placerade på fyndplatsen. Markörer med svart kant är placerade vid sidan av fyndplatsen har ett svart streck som visar fyndplatsens exakta position. Kartans mittpunktskoordinat är N 6301176, E 544895 i SWEREF 99 TM.</w:t>
+      </w:r>
+    </w:p>
+    <w:p>
+      <w:r>
+        <w:t>I avverkningsanmälan finns fynd av 1 naturvårdsarter, varav 1 är typisk (T) och 1 är signalart (S): grönpyrola (S, T). Se Figur 1.</w:t>
+      </w:r>
+    </w:p>
+    <w:p>
+      <w:r>
+        <w:t>Nedan presenteras relevanta utdrag ur standarderna för FSC, Chain of Custody, Controlled Wood och PEFC.</w:t>
+      </w:r>
+    </w:p>
+    <w:p>
+      <w:r>
+        <w:t>Vi förväntar oss att ni återkommer med ett skriftligt svar på vårt klagomål och även beskriver vilka korrigerande åtgärder ni satt in för att rätta till identifierade brister i er efterlevnad av den svenska FSC standarden.</w:t>
+      </w:r>
+    </w:p>
+    <w:p>
+      <w:pPr>
+        <w:pStyle w:val="Heading1"/>
+      </w:pPr>
+      <w:r>
+        <w:t>Naturvårdsarter och fridlysta arter</w:t>
+      </w:r>
+    </w:p>
+    <w:p>
+      <w:r>
+        <w:t>Nedan följer beskrivningar av de naturvårdsarter och fridlysta arter som har sina livsmiljöer och växtplatser i den avverkningsanmälda skogen. De påträffade naturvårdsarterna är ett tydligt kvitto på att det rör sig om en skog med höga naturvärden.</w:t>
       </w:r>
     </w:p>
     <w:p>
@@ -684,7 +681,7 @@
     <w:r>
       <w:tab/>
       <w:tab/>
-      <w:t>2026-06-20</w:t>
+      <w:t>2026-06-21</w:t>
       <w:br/>
       <w:br/>
     </w:r>

--- a/klagomål/A 24315-2026 FSC-klagomål.docx
+++ b/klagomål/A 24315-2026 FSC-klagomål.docx
@@ -681,7 +681,7 @@
     <w:r>
       <w:tab/>
       <w:tab/>
-      <w:t>2026-06-21</w:t>
+      <w:t>2026-06-22</w:t>
       <w:br/>
       <w:br/>
     </w:r>

--- a/klagomål/A 24315-2026 FSC-klagomål.docx
+++ b/klagomål/A 24315-2026 FSC-klagomål.docx
@@ -681,7 +681,7 @@
     <w:r>
       <w:tab/>
       <w:tab/>
-      <w:t>2026-06-22</w:t>
+      <w:t>2026-06-23</w:t>
       <w:br/>
       <w:br/>
     </w:r>

--- a/klagomål/A 24315-2026 FSC-klagomål.docx
+++ b/klagomål/A 24315-2026 FSC-klagomål.docx
@@ -681,7 +681,7 @@
     <w:r>
       <w:tab/>
       <w:tab/>
-      <w:t>2026-06-23</w:t>
+      <w:t>2026-06-24</w:t>
       <w:br/>
       <w:br/>
     </w:r>

--- a/klagomål/A 24315-2026 FSC-klagomål.docx
+++ b/klagomål/A 24315-2026 FSC-klagomål.docx
@@ -681,7 +681,7 @@
     <w:r>
       <w:tab/>
       <w:tab/>
-      <w:t>2026-06-24</w:t>
+      <w:t>2026-06-25</w:t>
       <w:br/>
       <w:br/>
     </w:r>

--- a/klagomål/A 24315-2026 FSC-klagomål.docx
+++ b/klagomål/A 24315-2026 FSC-klagomål.docx
@@ -681,7 +681,7 @@
     <w:r>
       <w:tab/>
       <w:tab/>
-      <w:t>2026-06-25</w:t>
+      <w:t>2026-06-26</w:t>
       <w:br/>
       <w:br/>
     </w:r>

--- a/klagomål/A 24315-2026 FSC-klagomål.docx
+++ b/klagomål/A 24315-2026 FSC-klagomål.docx
@@ -681,7 +681,7 @@
     <w:r>
       <w:tab/>
       <w:tab/>
-      <w:t>2026-06-26</w:t>
+      <w:t>2026-06-27</w:t>
       <w:br/>
       <w:br/>
     </w:r>

--- a/klagomål/A 24315-2026 FSC-klagomål.docx
+++ b/klagomål/A 24315-2026 FSC-klagomål.docx
@@ -681,7 +681,7 @@
     <w:r>
       <w:tab/>
       <w:tab/>
-      <w:t>2026-06-27</w:t>
+      <w:t>2026-06-28</w:t>
       <w:br/>
       <w:br/>
     </w:r>

--- a/klagomål/A 24315-2026 FSC-klagomål.docx
+++ b/klagomål/A 24315-2026 FSC-klagomål.docx
@@ -681,7 +681,7 @@
     <w:r>
       <w:tab/>
       <w:tab/>
-      <w:t>2026-06-28</w:t>
+      <w:t>2026-06-29</w:t>
       <w:br/>
       <w:br/>
     </w:r>

--- a/klagomål/A 24315-2026 FSC-klagomål.docx
+++ b/klagomål/A 24315-2026 FSC-klagomål.docx
@@ -681,7 +681,7 @@
     <w:r>
       <w:tab/>
       <w:tab/>
-      <w:t>2026-06-29</w:t>
+      <w:t>2026-06-30</w:t>
       <w:br/>
       <w:br/>
     </w:r>

--- a/klagomål/A 24315-2026 FSC-klagomål.docx
+++ b/klagomål/A 24315-2026 FSC-klagomål.docx
@@ -681,7 +681,7 @@
     <w:r>
       <w:tab/>
       <w:tab/>
-      <w:t>2026-06-30</w:t>
+      <w:t>2026-07-01</w:t>
       <w:br/>
       <w:br/>
     </w:r>

--- a/klagomål/A 24315-2026 FSC-klagomål.docx
+++ b/klagomål/A 24315-2026 FSC-klagomål.docx
@@ -681,7 +681,7 @@
     <w:r>
       <w:tab/>
       <w:tab/>
-      <w:t>2026-07-01</w:t>
+      <w:t>2026-07-02</w:t>
       <w:br/>
       <w:br/>
     </w:r>

--- a/klagomål/A 24315-2026 FSC-klagomål.docx
+++ b/klagomål/A 24315-2026 FSC-klagomål.docx
@@ -681,7 +681,7 @@
     <w:r>
       <w:tab/>
       <w:tab/>
-      <w:t>2026-07-02</w:t>
+      <w:t>2026-07-03</w:t>
       <w:br/>
       <w:br/>
     </w:r>

--- a/klagomål/A 24315-2026 FSC-klagomål.docx
+++ b/klagomål/A 24315-2026 FSC-klagomål.docx
@@ -681,7 +681,7 @@
     <w:r>
       <w:tab/>
       <w:tab/>
-      <w:t>2026-07-13</w:t>
+      <w:t>2026-07-14</w:t>
       <w:br/>
       <w:br/>
     </w:r>

--- a/klagomål/A 24315-2026 FSC-klagomål.docx
+++ b/klagomål/A 24315-2026 FSC-klagomål.docx
@@ -681,7 +681,7 @@
     <w:r>
       <w:tab/>
       <w:tab/>
-      <w:t>2026-07-14</w:t>
+      <w:t>2026-07-15</w:t>
       <w:br/>
       <w:br/>
     </w:r>

--- a/klagomål/A 24315-2026 FSC-klagomål.docx
+++ b/klagomål/A 24315-2026 FSC-klagomål.docx
@@ -681,7 +681,7 @@
     <w:r>
       <w:tab/>
       <w:tab/>
-      <w:t>2026-07-15</w:t>
+      <w:t>2026-07-16</w:t>
       <w:br/>
       <w:br/>
     </w:r>

--- a/klagomål/A 24315-2026 FSC-klagomål.docx
+++ b/klagomål/A 24315-2026 FSC-klagomål.docx
@@ -681,7 +681,7 @@
     <w:r>
       <w:tab/>
       <w:tab/>
-      <w:t>2026-07-16</w:t>
+      <w:t>2026-07-17</w:t>
       <w:br/>
       <w:br/>
     </w:r>

--- a/klagomål/A 24315-2026 FSC-klagomål.docx
+++ b/klagomål/A 24315-2026 FSC-klagomål.docx
@@ -681,7 +681,7 @@
     <w:r>
       <w:tab/>
       <w:tab/>
-      <w:t>2026-07-17</w:t>
+      <w:t>2026-07-18</w:t>
       <w:br/>
       <w:br/>
     </w:r>

--- a/klagomål/A 24315-2026 FSC-klagomål.docx
+++ b/klagomål/A 24315-2026 FSC-klagomål.docx
@@ -681,7 +681,7 @@
     <w:r>
       <w:tab/>
       <w:tab/>
-      <w:t>2026-07-18</w:t>
+      <w:t>2026-07-19</w:t>
       <w:br/>
       <w:br/>
     </w:r>

--- a/klagomål/A 24315-2026 FSC-klagomål.docx
+++ b/klagomål/A 24315-2026 FSC-klagomål.docx
@@ -681,7 +681,7 @@
     <w:r>
       <w:tab/>
       <w:tab/>
-      <w:t>2026-07-19</w:t>
+      <w:t>2026-07-20</w:t>
       <w:br/>
       <w:br/>
     </w:r>

--- a/klagomål/A 24315-2026 FSC-klagomål.docx
+++ b/klagomål/A 24315-2026 FSC-klagomål.docx
@@ -681,7 +681,7 @@
     <w:r>
       <w:tab/>
       <w:tab/>
-      <w:t>2026-07-20</w:t>
+      <w:t>2026-07-21</w:t>
       <w:br/>
       <w:br/>
     </w:r>

--- a/klagomål/A 24315-2026 FSC-klagomål.docx
+++ b/klagomål/A 24315-2026 FSC-klagomål.docx
@@ -681,7 +681,7 @@
     <w:r>
       <w:tab/>
       <w:tab/>
-      <w:t>2026-07-21</w:t>
+      <w:t>2026-07-22</w:t>
       <w:br/>
       <w:br/>
     </w:r>

--- a/klagomål/A 24315-2026 FSC-klagomål.docx
+++ b/klagomål/A 24315-2026 FSC-klagomål.docx
@@ -681,7 +681,7 @@
     <w:r>
       <w:tab/>
       <w:tab/>
-      <w:t>2026-07-22</w:t>
+      <w:t>2026-07-23</w:t>
       <w:br/>
       <w:br/>
     </w:r>

--- a/klagomål/A 24315-2026 FSC-klagomål.docx
+++ b/klagomål/A 24315-2026 FSC-klagomål.docx
@@ -681,7 +681,7 @@
     <w:r>
       <w:tab/>
       <w:tab/>
-      <w:t>2026-07-23</w:t>
+      <w:t>2026-07-24</w:t>
       <w:br/>
       <w:br/>
     </w:r>

--- a/klagomål/A 24315-2026 FSC-klagomål.docx
+++ b/klagomål/A 24315-2026 FSC-klagomål.docx
@@ -681,7 +681,7 @@
     <w:r>
       <w:tab/>
       <w:tab/>
-      <w:t>2026-07-24</w:t>
+      <w:t>2026-07-25</w:t>
       <w:br/>
       <w:br/>
     </w:r>

--- a/klagomål/A 24315-2026 FSC-klagomål.docx
+++ b/klagomål/A 24315-2026 FSC-klagomål.docx
@@ -681,7 +681,7 @@
     <w:r>
       <w:tab/>
       <w:tab/>
-      <w:t>2026-07-25</w:t>
+      <w:t>2026-07-26</w:t>
       <w:br/>
       <w:br/>
     </w:r>

--- a/klagomål/A 24315-2026 FSC-klagomål.docx
+++ b/klagomål/A 24315-2026 FSC-klagomål.docx
@@ -681,7 +681,7 @@
     <w:r>
       <w:tab/>
       <w:tab/>
-      <w:t>2026-07-26</w:t>
+      <w:t>2026-07-27</w:t>
       <w:br/>
       <w:br/>
     </w:r>

--- a/klagomål/A 24315-2026 FSC-klagomål.docx
+++ b/klagomål/A 24315-2026 FSC-klagomål.docx
@@ -681,7 +681,7 @@
     <w:r>
       <w:tab/>
       <w:tab/>
-      <w:t>2026-07-27</w:t>
+      <w:t>2026-07-28</w:t>
       <w:br/>
       <w:br/>
     </w:r>

--- a/klagomål/A 24315-2026 FSC-klagomål.docx
+++ b/klagomål/A 24315-2026 FSC-klagomål.docx
@@ -681,7 +681,7 @@
     <w:r>
       <w:tab/>
       <w:tab/>
-      <w:t>2026-07-28</w:t>
+      <w:t>2026-07-29</w:t>
       <w:br/>
       <w:br/>
     </w:r>

--- a/klagomål/A 24315-2026 FSC-klagomål.docx
+++ b/klagomål/A 24315-2026 FSC-klagomål.docx
@@ -681,7 +681,7 @@
     <w:r>
       <w:tab/>
       <w:tab/>
-      <w:t>2026-07-29</w:t>
+      <w:t>2026-07-30</w:t>
       <w:br/>
       <w:br/>
     </w:r>

--- a/klagomål/A 24315-2026 FSC-klagomål.docx
+++ b/klagomål/A 24315-2026 FSC-klagomål.docx
@@ -681,7 +681,7 @@
     <w:r>
       <w:tab/>
       <w:tab/>
-      <w:t>2026-07-30</w:t>
+      <w:t>2026-07-31</w:t>
       <w:br/>
       <w:br/>
     </w:r>

--- a/klagomål/A 24315-2026 FSC-klagomål.docx
+++ b/klagomål/A 24315-2026 FSC-klagomål.docx
@@ -681,7 +681,7 @@
     <w:r>
       <w:tab/>
       <w:tab/>
-      <w:t>2026-07-31</w:t>
+      <w:t>2026-08-01</w:t>
       <w:br/>
       <w:br/>
     </w:r>

--- a/klagomål/A 24315-2026 FSC-klagomål.docx
+++ b/klagomål/A 24315-2026 FSC-klagomål.docx
@@ -681,7 +681,7 @@
     <w:r>
       <w:tab/>
       <w:tab/>
-      <w:t>2026-08-01</w:t>
+      <w:t>2026-08-02</w:t>
       <w:br/>
       <w:br/>
     </w:r>

--- a/klagomål/A 24315-2026 FSC-klagomål.docx
+++ b/klagomål/A 24315-2026 FSC-klagomål.docx
@@ -681,7 +681,7 @@
     <w:r>
       <w:tab/>
       <w:tab/>
-      <w:t>2026-08-02</w:t>
+      <w:t>2026-08-03</w:t>
       <w:br/>
       <w:br/>
     </w:r>

--- a/klagomål/A 24315-2026 FSC-klagomål.docx
+++ b/klagomål/A 24315-2026 FSC-klagomål.docx
@@ -681,7 +681,7 @@
     <w:r>
       <w:tab/>
       <w:tab/>
-      <w:t>2026-08-03</w:t>
+      <w:t>2026-08-05</w:t>
       <w:br/>
       <w:br/>
     </w:r>

--- a/klagomål/A 24315-2026 FSC-klagomål.docx
+++ b/klagomål/A 24315-2026 FSC-klagomål.docx
@@ -681,7 +681,7 @@
     <w:r>
       <w:tab/>
       <w:tab/>
-      <w:t>2026-08-05</w:t>
+      <w:t>2026-08-07</w:t>
       <w:br/>
       <w:br/>
     </w:r>

--- a/klagomål/A 24315-2026 FSC-klagomål.docx
+++ b/klagomål/A 24315-2026 FSC-klagomål.docx
@@ -681,7 +681,7 @@
     <w:r>
       <w:tab/>
       <w:tab/>
-      <w:t>2026-08-07</w:t>
+      <w:t>2026-08-08</w:t>
       <w:br/>
       <w:br/>
     </w:r>

--- a/klagomål/A 24315-2026 FSC-klagomål.docx
+++ b/klagomål/A 24315-2026 FSC-klagomål.docx
@@ -216,7 +216,7 @@
         <w:spacing w:after="240"/>
       </w:pPr>
       <w:r>
-        <w:t>Figur 1. Fyndplatser för naturvårdsarter i avverkningsanmälan. Markörer utan svart kant är placerade på fyndplatsen. Markörer med svart kant är placerade vid sidan av fyndplatsen har ett svart streck som visar fyndplatsens exakta position. Kartans mittpunktskoordinat är N 6301176, E 544895 i SWEREF 99 TM.</w:t>
+        <w:t>Figur 1. Fyndplatser för naturvårdsarter i avverkningsanmälan. Markörer utan svart kant är placerade på fyndplatsen. Markörer med svart kant är placerade vid sidan av fyndplatsen och har ett svart streck som visar fyndplatsens exakta position. Kartans mittpunktskoordinat är N 6301176, E 544895 i SWEREF 99 TM.</w:t>
       </w:r>
     </w:p>
     <w:p>
@@ -681,7 +681,7 @@
     <w:r>
       <w:tab/>
       <w:tab/>
-      <w:t>2026-08-14</w:t>
+      <w:t>2026-08-15</w:t>
       <w:br/>
       <w:br/>
     </w:r>

--- a/klagomål/A 24315-2026 FSC-klagomål.docx
+++ b/klagomål/A 24315-2026 FSC-klagomål.docx
@@ -681,7 +681,7 @@
     <w:r>
       <w:tab/>
       <w:tab/>
-      <w:t>2026-08-15</w:t>
+      <w:t>2026-08-16</w:t>
       <w:br/>
       <w:br/>
     </w:r>

--- a/klagomål/A 24315-2026 FSC-klagomål.docx
+++ b/klagomål/A 24315-2026 FSC-klagomål.docx
@@ -681,7 +681,7 @@
     <w:r>
       <w:tab/>
       <w:tab/>
-      <w:t>2026-08-16</w:t>
+      <w:t>2026-08-17</w:t>
       <w:br/>
       <w:br/>
     </w:r>

--- a/klagomål/A 24315-2026 FSC-klagomål.docx
+++ b/klagomål/A 24315-2026 FSC-klagomål.docx
@@ -681,7 +681,7 @@
     <w:r>
       <w:tab/>
       <w:tab/>
-      <w:t>2026-08-17</w:t>
+      <w:t>2026-08-18</w:t>
       <w:br/>
       <w:br/>
     </w:r>

--- a/klagomål/A 24315-2026 FSC-klagomål.docx
+++ b/klagomål/A 24315-2026 FSC-klagomål.docx
@@ -681,7 +681,7 @@
     <w:r>
       <w:tab/>
       <w:tab/>
-      <w:t>2026-08-18</w:t>
+      <w:t>2026-08-19</w:t>
       <w:br/>
       <w:br/>
     </w:r>

--- a/klagomål/A 24315-2026 FSC-klagomål.docx
+++ b/klagomål/A 24315-2026 FSC-klagomål.docx
@@ -681,7 +681,7 @@
     <w:r>
       <w:tab/>
       <w:tab/>
-      <w:t>2026-08-19</w:t>
+      <w:t>2026-08-20</w:t>
       <w:br/>
       <w:br/>
     </w:r>

--- a/klagomål/A 24315-2026 FSC-klagomål.docx
+++ b/klagomål/A 24315-2026 FSC-klagomål.docx
@@ -681,7 +681,7 @@
     <w:r>
       <w:tab/>
       <w:tab/>
-      <w:t>2026-08-20</w:t>
+      <w:t>2026-08-21</w:t>
       <w:br/>
       <w:br/>
     </w:r>

--- a/klagomål/A 24315-2026 FSC-klagomål.docx
+++ b/klagomål/A 24315-2026 FSC-klagomål.docx
@@ -681,7 +681,7 @@
     <w:r>
       <w:tab/>
       <w:tab/>
-      <w:t>2026-08-21</w:t>
+      <w:t>2026-08-22</w:t>
       <w:br/>
       <w:br/>
     </w:r>

--- a/klagomål/A 24315-2026 FSC-klagomål.docx
+++ b/klagomål/A 24315-2026 FSC-klagomål.docx
@@ -681,7 +681,7 @@
     <w:r>
       <w:tab/>
       <w:tab/>
-      <w:t>2026-08-22</w:t>
+      <w:t>2026-08-23</w:t>
       <w:br/>
       <w:br/>
     </w:r>

--- a/klagomål/A 24315-2026 FSC-klagomål.docx
+++ b/klagomål/A 24315-2026 FSC-klagomål.docx
@@ -681,7 +681,7 @@
     <w:r>
       <w:tab/>
       <w:tab/>
-      <w:t>2026-08-23</w:t>
+      <w:t>2026-08-24</w:t>
       <w:br/>
       <w:br/>
     </w:r>

--- a/klagomål/A 24315-2026 FSC-klagomål.docx
+++ b/klagomål/A 24315-2026 FSC-klagomål.docx
@@ -681,7 +681,7 @@
     <w:r>
       <w:tab/>
       <w:tab/>
-      <w:t>2026-08-24</w:t>
+      <w:t>2026-08-25</w:t>
       <w:br/>
       <w:br/>
     </w:r>

--- a/klagomål/A 24315-2026 FSC-klagomål.docx
+++ b/klagomål/A 24315-2026 FSC-klagomål.docx
@@ -681,7 +681,7 @@
     <w:r>
       <w:tab/>
       <w:tab/>
-      <w:t>2026-08-25</w:t>
+      <w:t>2026-08-26</w:t>
       <w:br/>
       <w:br/>
     </w:r>

--- a/klagomål/A 24315-2026 FSC-klagomål.docx
+++ b/klagomål/A 24315-2026 FSC-klagomål.docx
@@ -681,7 +681,7 @@
     <w:r>
       <w:tab/>
       <w:tab/>
-      <w:t>2026-08-26</w:t>
+      <w:t>2026-08-27</w:t>
       <w:br/>
       <w:br/>
     </w:r>

--- a/klagomål/A 24315-2026 FSC-klagomål.docx
+++ b/klagomål/A 24315-2026 FSC-klagomål.docx
@@ -681,7 +681,7 @@
     <w:r>
       <w:tab/>
       <w:tab/>
-      <w:t>2026-08-27</w:t>
+      <w:t>2026-08-28</w:t>
       <w:br/>
       <w:br/>
     </w:r>

--- a/klagomål/A 24315-2026 FSC-klagomål.docx
+++ b/klagomål/A 24315-2026 FSC-klagomål.docx
@@ -681,7 +681,7 @@
     <w:r>
       <w:tab/>
       <w:tab/>
-      <w:t>2026-08-28</w:t>
+      <w:t>2026-08-29</w:t>
       <w:br/>
       <w:br/>
     </w:r>

--- a/klagomål/A 24315-2026 FSC-klagomål.docx
+++ b/klagomål/A 24315-2026 FSC-klagomål.docx
@@ -681,7 +681,7 @@
     <w:r>
       <w:tab/>
       <w:tab/>
-      <w:t>2026-08-29</w:t>
+      <w:t>2026-08-31</w:t>
       <w:br/>
       <w:br/>
     </w:r>

--- a/klagomål/A 24315-2026 FSC-klagomål.docx
+++ b/klagomål/A 24315-2026 FSC-klagomål.docx
@@ -681,7 +681,7 @@
     <w:r>
       <w:tab/>
       <w:tab/>
-      <w:t>2026-08-31</w:t>
+      <w:t>2026-09-01</w:t>
       <w:br/>
       <w:br/>
     </w:r>

--- a/klagomål/A 24315-2026 FSC-klagomål.docx
+++ b/klagomål/A 24315-2026 FSC-klagomål.docx
@@ -681,7 +681,7 @@
     <w:r>
       <w:tab/>
       <w:tab/>
-      <w:t>2026-09-01</w:t>
+      <w:t>2026-09-02</w:t>
       <w:br/>
       <w:br/>
     </w:r>

--- a/klagomål/A 24315-2026 FSC-klagomål.docx
+++ b/klagomål/A 24315-2026 FSC-klagomål.docx
@@ -681,7 +681,7 @@
     <w:r>
       <w:tab/>
       <w:tab/>
-      <w:t>2026-09-02</w:t>
+      <w:t>2026-09-03</w:t>
       <w:br/>
       <w:br/>
     </w:r>

--- a/klagomål/A 24315-2026 FSC-klagomål.docx
+++ b/klagomål/A 24315-2026 FSC-klagomål.docx
@@ -681,7 +681,7 @@
     <w:r>
       <w:tab/>
       <w:tab/>
-      <w:t>2026-09-03</w:t>
+      <w:t>2026-09-04</w:t>
       <w:br/>
       <w:br/>
     </w:r>

--- a/klagomål/A 24315-2026 FSC-klagomål.docx
+++ b/klagomål/A 24315-2026 FSC-klagomål.docx
@@ -681,7 +681,7 @@
     <w:r>
       <w:tab/>
       <w:tab/>
-      <w:t>2026-09-04</w:t>
+      <w:t>2026-09-05</w:t>
       <w:br/>
       <w:br/>
     </w:r>

--- a/klagomål/A 24315-2026 FSC-klagomål.docx
+++ b/klagomål/A 24315-2026 FSC-klagomål.docx
@@ -681,7 +681,7 @@
     <w:r>
       <w:tab/>
       <w:tab/>
-      <w:t>2026-09-05</w:t>
+      <w:t>2026-09-06</w:t>
       <w:br/>
       <w:br/>
     </w:r>

--- a/klagomål/A 24315-2026 FSC-klagomål.docx
+++ b/klagomål/A 24315-2026 FSC-klagomål.docx
@@ -681,7 +681,7 @@
     <w:r>
       <w:tab/>
       <w:tab/>
-      <w:t>2026-09-06</w:t>
+      <w:t>2026-09-07</w:t>
       <w:br/>
       <w:br/>
     </w:r>

--- a/klagomål/A 24315-2026 FSC-klagomål.docx
+++ b/klagomål/A 24315-2026 FSC-klagomål.docx
@@ -681,7 +681,7 @@
     <w:r>
       <w:tab/>
       <w:tab/>
-      <w:t>2026-09-07</w:t>
+      <w:t>2026-09-08</w:t>
       <w:br/>
       <w:br/>
     </w:r>

--- a/klagomål/A 24315-2026 FSC-klagomål.docx
+++ b/klagomål/A 24315-2026 FSC-klagomål.docx
@@ -681,7 +681,7 @@
     <w:r>
       <w:tab/>
       <w:tab/>
-      <w:t>2026-09-08</w:t>
+      <w:t>2026-09-09</w:t>
       <w:br/>
       <w:br/>
     </w:r>

--- a/klagomål/A 24315-2026 FSC-klagomål.docx
+++ b/klagomål/A 24315-2026 FSC-klagomål.docx
@@ -681,7 +681,7 @@
     <w:r>
       <w:tab/>
       <w:tab/>
-      <w:t>2026-09-09</w:t>
+      <w:t>2026-09-10</w:t>
       <w:br/>
       <w:br/>
     </w:r>

--- a/klagomål/A 24315-2026 FSC-klagomål.docx
+++ b/klagomål/A 24315-2026 FSC-klagomål.docx
@@ -681,7 +681,7 @@
     <w:r>
       <w:tab/>
       <w:tab/>
-      <w:t>2026-09-10</w:t>
+      <w:t>2026-09-11</w:t>
       <w:br/>
       <w:br/>
     </w:r>

--- a/klagomål/A 24315-2026 FSC-klagomål.docx
+++ b/klagomål/A 24315-2026 FSC-klagomål.docx
@@ -681,7 +681,7 @@
     <w:r>
       <w:tab/>
       <w:tab/>
-      <w:t>2026-09-11</w:t>
+      <w:t>2026-09-12</w:t>
       <w:br/>
       <w:br/>
     </w:r>

--- a/klagomål/A 24315-2026 FSC-klagomål.docx
+++ b/klagomål/A 24315-2026 FSC-klagomål.docx
@@ -681,7 +681,7 @@
     <w:r>
       <w:tab/>
       <w:tab/>
-      <w:t>2026-09-12</w:t>
+      <w:t>2026-09-13</w:t>
       <w:br/>
       <w:br/>
     </w:r>
